--- a/link_eshopworld/Documentation/eShopWorld_Order_Appeasement_Integration.docx
+++ b/link_eshopworld/Documentation/eShopWorld_Order_Appeasement_Integration.docx
@@ -152,7 +152,7 @@
                                     <w:sz w:val="20"/>
                                     <w:szCs w:val="20"/>
                                   </w:rPr>
-                                  <w:t>8</w:t>
+                                  <w:t>9</w:t>
                                 </w:r>
                               </w:p>
                               <w:p>
@@ -184,14 +184,14 @@
                                     <w:sz w:val="20"/>
                                     <w:szCs w:val="20"/>
                                   </w:rPr>
-                                  <w:t>September</w:t>
+                                  <w:t xml:space="preserve">October </w:t>
                                 </w:r>
                                 <w:r>
                                   <w:rPr>
                                     <w:sz w:val="20"/>
                                     <w:szCs w:val="20"/>
                                   </w:rPr>
-                                  <w:t xml:space="preserve"> 2025</w:t>
+                                  <w:t>2025</w:t>
                                 </w:r>
                               </w:p>
                               <w:p>
@@ -287,7 +287,7 @@
                               <w:sz w:val="20"/>
                               <w:szCs w:val="20"/>
                             </w:rPr>
-                            <w:t>8</w:t>
+                            <w:t>9</w:t>
                           </w:r>
                         </w:p>
                         <w:p>
@@ -319,14 +319,14 @@
                               <w:sz w:val="20"/>
                               <w:szCs w:val="20"/>
                             </w:rPr>
-                            <w:t>September</w:t>
+                            <w:t xml:space="preserve">October </w:t>
                           </w:r>
                           <w:r>
                             <w:rPr>
                               <w:sz w:val="20"/>
                               <w:szCs w:val="20"/>
                             </w:rPr>
-                            <w:t xml:space="preserve"> 2025</w:t>
+                            <w:t>2025</w:t>
                           </w:r>
                         </w:p>
                         <w:p>
@@ -999,6 +999,11 @@
             <w:rPr>
               <w:rFonts w:cstheme="minorBidi"/>
               <w:noProof/>
+              <w:kern w:val="2"/>
+              <w:sz w:val="24"/>
+              <w:szCs w:val="24"/>
+              <w:lang w:val="en-PK" w:eastAsia="en-PK"/>
+              <w14:ligatures w14:val="standardContextual"/>
             </w:rPr>
           </w:pPr>
           <w:r>
@@ -1025,7 +1030,7 @@
             </w:rPr>
             <w:fldChar w:fldCharType="separate"/>
           </w:r>
-          <w:hyperlink w:anchor="_Toc125999546" w:history="1">
+          <w:hyperlink w:anchor="_Toc212450851" w:history="1">
             <w:r>
               <w:rPr>
                 <w:rStyle w:val="Hyperlink"/>
@@ -1040,6 +1045,11 @@
               <w:rPr>
                 <w:rFonts w:cstheme="minorBidi"/>
                 <w:noProof/>
+                <w:kern w:val="2"/>
+                <w:sz w:val="24"/>
+                <w:szCs w:val="24"/>
+                <w:lang w:val="en-PK" w:eastAsia="en-PK"/>
+                <w14:ligatures w14:val="standardContextual"/>
               </w:rPr>
               <w:tab/>
             </w:r>
@@ -1072,7 +1082,7 @@
                 <w:noProof/>
                 <w:webHidden/>
               </w:rPr>
-              <w:instrText xml:space="preserve"> PAGEREF _Toc125999546 \h </w:instrText>
+              <w:instrText xml:space="preserve"> PAGEREF _Toc212450851 \h </w:instrText>
             </w:r>
             <w:r>
               <w:rPr>
@@ -1092,7 +1102,7 @@
                 <w:noProof/>
                 <w:webHidden/>
               </w:rPr>
-              <w:t>3</w:t>
+              <w:t>2</w:t>
             </w:r>
             <w:r>
               <w:rPr>
@@ -1107,18 +1117,20 @@
           <w:pPr>
             <w:pStyle w:val="TOC2"/>
             <w:tabs>
-              <w:tab w:val="left" w:pos="880"/>
+              <w:tab w:val="left" w:pos="720"/>
               <w:tab w:val="right" w:leader="dot" w:pos="9350"/>
             </w:tabs>
             <w:rPr>
               <w:rFonts w:asciiTheme="minorHAnsi" w:eastAsiaTheme="minorEastAsia" w:hAnsiTheme="minorHAnsi" w:cstheme="minorBidi"/>
               <w:noProof/>
-              <w:sz w:val="22"/>
-              <w:szCs w:val="22"/>
-              <w:lang w:val="en-US" w:eastAsia="en-US"/>
+              <w:kern w:val="2"/>
+              <w:sz w:val="24"/>
+              <w:szCs w:val="24"/>
+              <w:lang w:val="en-PK" w:eastAsia="en-PK"/>
+              <w14:ligatures w14:val="standardContextual"/>
             </w:rPr>
           </w:pPr>
-          <w:hyperlink w:anchor="_Toc125999547" w:history="1">
+          <w:hyperlink w:anchor="_Toc212450852" w:history="1">
             <w:r>
               <w:rPr>
                 <w:rStyle w:val="Hyperlink"/>
@@ -1131,9 +1143,11 @@
               <w:rPr>
                 <w:rFonts w:asciiTheme="minorHAnsi" w:eastAsiaTheme="minorEastAsia" w:hAnsiTheme="minorHAnsi" w:cstheme="minorBidi"/>
                 <w:noProof/>
-                <w:sz w:val="22"/>
-                <w:szCs w:val="22"/>
-                <w:lang w:val="en-US" w:eastAsia="en-US"/>
+                <w:kern w:val="2"/>
+                <w:sz w:val="24"/>
+                <w:szCs w:val="24"/>
+                <w:lang w:val="en-PK" w:eastAsia="en-PK"/>
+                <w14:ligatures w14:val="standardContextual"/>
               </w:rPr>
               <w:tab/>
             </w:r>
@@ -1143,7 +1157,7 @@
                 <w:rFonts w:ascii="Arial" w:hAnsi="Arial" w:cs="Arial"/>
                 <w:noProof/>
               </w:rPr>
-              <w:t>Benefits</w:t>
+              <w:t>Workflow to Order Appeasement (SFCC =&gt; ESW)</w:t>
             </w:r>
             <w:r>
               <w:rPr>
@@ -1164,7 +1178,7 @@
                 <w:noProof/>
                 <w:webHidden/>
               </w:rPr>
-              <w:instrText xml:space="preserve"> PAGEREF _Toc125999547 \h </w:instrText>
+              <w:instrText xml:space="preserve"> PAGEREF _Toc212450852 \h </w:instrText>
             </w:r>
             <w:r>
               <w:rPr>
@@ -1199,18 +1213,20 @@
           <w:pPr>
             <w:pStyle w:val="TOC2"/>
             <w:tabs>
-              <w:tab w:val="left" w:pos="880"/>
+              <w:tab w:val="left" w:pos="720"/>
               <w:tab w:val="right" w:leader="dot" w:pos="9350"/>
             </w:tabs>
             <w:rPr>
               <w:rFonts w:asciiTheme="minorHAnsi" w:eastAsiaTheme="minorEastAsia" w:hAnsiTheme="minorHAnsi" w:cstheme="minorBidi"/>
               <w:noProof/>
-              <w:sz w:val="22"/>
-              <w:szCs w:val="22"/>
-              <w:lang w:val="en-US" w:eastAsia="en-US"/>
+              <w:kern w:val="2"/>
+              <w:sz w:val="24"/>
+              <w:szCs w:val="24"/>
+              <w:lang w:val="en-PK" w:eastAsia="en-PK"/>
+              <w14:ligatures w14:val="standardContextual"/>
             </w:rPr>
           </w:pPr>
-          <w:hyperlink w:anchor="_Toc125999548" w:history="1">
+          <w:hyperlink w:anchor="_Toc212450853" w:history="1">
             <w:r>
               <w:rPr>
                 <w:rStyle w:val="Hyperlink"/>
@@ -1223,9 +1239,11 @@
               <w:rPr>
                 <w:rFonts w:asciiTheme="minorHAnsi" w:eastAsiaTheme="minorEastAsia" w:hAnsiTheme="minorHAnsi" w:cstheme="minorBidi"/>
                 <w:noProof/>
-                <w:sz w:val="22"/>
-                <w:szCs w:val="22"/>
-                <w:lang w:val="en-US" w:eastAsia="en-US"/>
+                <w:kern w:val="2"/>
+                <w:sz w:val="24"/>
+                <w:szCs w:val="24"/>
+                <w:lang w:val="en-PK" w:eastAsia="en-PK"/>
+                <w14:ligatures w14:val="standardContextual"/>
               </w:rPr>
               <w:tab/>
             </w:r>
@@ -1235,7 +1253,7 @@
                 <w:rFonts w:ascii="Arial" w:hAnsi="Arial" w:cs="Arial"/>
                 <w:noProof/>
               </w:rPr>
-              <w:t>Workflow to Order Appeasement (SFCC =&gt; ESW)</w:t>
+              <w:t>Workflow to Order Appeasement Sync (ESW =&gt; SFCC)</w:t>
             </w:r>
             <w:r>
               <w:rPr>
@@ -1256,99 +1274,7 @@
                 <w:noProof/>
                 <w:webHidden/>
               </w:rPr>
-              <w:instrText xml:space="preserve"> PAGEREF _Toc125999548 \h </w:instrText>
-            </w:r>
-            <w:r>
-              <w:rPr>
-                <w:noProof/>
-                <w:webHidden/>
-              </w:rPr>
-            </w:r>
-            <w:r>
-              <w:rPr>
-                <w:noProof/>
-                <w:webHidden/>
-              </w:rPr>
-              <w:fldChar w:fldCharType="separate"/>
-            </w:r>
-            <w:r>
-              <w:rPr>
-                <w:noProof/>
-                <w:webHidden/>
-              </w:rPr>
-              <w:t>3</w:t>
-            </w:r>
-            <w:r>
-              <w:rPr>
-                <w:noProof/>
-                <w:webHidden/>
-              </w:rPr>
-              <w:fldChar w:fldCharType="end"/>
-            </w:r>
-          </w:hyperlink>
-        </w:p>
-        <w:p>
-          <w:pPr>
-            <w:pStyle w:val="TOC2"/>
-            <w:tabs>
-              <w:tab w:val="left" w:pos="880"/>
-              <w:tab w:val="right" w:leader="dot" w:pos="9350"/>
-            </w:tabs>
-            <w:rPr>
-              <w:rFonts w:asciiTheme="minorHAnsi" w:eastAsiaTheme="minorEastAsia" w:hAnsiTheme="minorHAnsi" w:cstheme="minorBidi"/>
-              <w:noProof/>
-              <w:sz w:val="22"/>
-              <w:szCs w:val="22"/>
-              <w:lang w:val="en-US" w:eastAsia="en-US"/>
-            </w:rPr>
-          </w:pPr>
-          <w:hyperlink w:anchor="_Toc125999549" w:history="1">
-            <w:r>
-              <w:rPr>
-                <w:rStyle w:val="Hyperlink"/>
-                <w:rFonts w:ascii="Arial" w:hAnsi="Arial" w:cs="Arial"/>
-                <w:noProof/>
-              </w:rPr>
-              <w:t>1.3</w:t>
-            </w:r>
-            <w:r>
-              <w:rPr>
-                <w:rFonts w:asciiTheme="minorHAnsi" w:eastAsiaTheme="minorEastAsia" w:hAnsiTheme="minorHAnsi" w:cstheme="minorBidi"/>
-                <w:noProof/>
-                <w:sz w:val="22"/>
-                <w:szCs w:val="22"/>
-                <w:lang w:val="en-US" w:eastAsia="en-US"/>
-              </w:rPr>
-              <w:tab/>
-            </w:r>
-            <w:r>
-              <w:rPr>
-                <w:rStyle w:val="Hyperlink"/>
-                <w:rFonts w:ascii="Arial" w:hAnsi="Arial" w:cs="Arial"/>
-                <w:noProof/>
-              </w:rPr>
-              <w:t>Workflow to Order Appeasement Sync (ESW =&gt; SFCC)</w:t>
-            </w:r>
-            <w:r>
-              <w:rPr>
-                <w:noProof/>
-                <w:webHidden/>
-              </w:rPr>
-              <w:tab/>
-            </w:r>
-            <w:r>
-              <w:rPr>
-                <w:noProof/>
-                <w:webHidden/>
-              </w:rPr>
-              <w:fldChar w:fldCharType="begin"/>
-            </w:r>
-            <w:r>
-              <w:rPr>
-                <w:noProof/>
-                <w:webHidden/>
-              </w:rPr>
-              <w:instrText xml:space="preserve"> PAGEREF _Toc125999549 \h </w:instrText>
+              <w:instrText xml:space="preserve"> PAGEREF _Toc212450853 \h </w:instrText>
             </w:r>
             <w:r>
               <w:rPr>
@@ -1383,33 +1309,37 @@
           <w:pPr>
             <w:pStyle w:val="TOC3"/>
             <w:tabs>
-              <w:tab w:val="left" w:pos="1100"/>
+              <w:tab w:val="left" w:pos="1200"/>
               <w:tab w:val="right" w:leader="dot" w:pos="9350"/>
             </w:tabs>
             <w:rPr>
               <w:rFonts w:asciiTheme="minorHAnsi" w:eastAsiaTheme="minorEastAsia" w:hAnsiTheme="minorHAnsi" w:cstheme="minorBidi"/>
               <w:noProof/>
-              <w:sz w:val="22"/>
-              <w:szCs w:val="22"/>
-              <w:lang w:val="en-US" w:eastAsia="en-US"/>
+              <w:kern w:val="2"/>
+              <w:sz w:val="24"/>
+              <w:szCs w:val="24"/>
+              <w:lang w:val="en-PK" w:eastAsia="en-PK"/>
+              <w14:ligatures w14:val="standardContextual"/>
             </w:rPr>
           </w:pPr>
-          <w:hyperlink w:anchor="_Toc125999550" w:history="1">
+          <w:hyperlink w:anchor="_Toc212450854" w:history="1">
             <w:r>
               <w:rPr>
                 <w:rStyle w:val="Hyperlink"/>
                 <w:rFonts w:ascii="Arial" w:hAnsi="Arial" w:cs="Arial"/>
                 <w:noProof/>
               </w:rPr>
-              <w:t>1.3.1</w:t>
+              <w:t>1.2.1</w:t>
             </w:r>
             <w:r>
               <w:rPr>
                 <w:rFonts w:asciiTheme="minorHAnsi" w:eastAsiaTheme="minorEastAsia" w:hAnsiTheme="minorHAnsi" w:cstheme="minorBidi"/>
                 <w:noProof/>
-                <w:sz w:val="22"/>
-                <w:szCs w:val="22"/>
-                <w:lang w:val="en-US" w:eastAsia="en-US"/>
+                <w:kern w:val="2"/>
+                <w:sz w:val="24"/>
+                <w:szCs w:val="24"/>
+                <w:lang w:val="en-PK" w:eastAsia="en-PK"/>
+                <w14:ligatures w14:val="standardContextual"/>
               </w:rPr>
               <w:tab/>
             </w:r>
@@ -1440,7 +1370,7 @@
                 <w:noProof/>
                 <w:webHidden/>
               </w:rPr>
-              <w:instrText xml:space="preserve"> PAGEREF _Toc125999550 \h </w:instrText>
+              <w:instrText xml:space="preserve"> PAGEREF _Toc212450854 \h </w:instrText>
             </w:r>
             <w:r>
               <w:rPr>
@@ -1460,7 +1390,7 @@
                 <w:noProof/>
                 <w:webHidden/>
               </w:rPr>
-              <w:t>4</w:t>
+              <w:t>3</w:t>
             </w:r>
             <w:r>
               <w:rPr>
@@ -1475,33 +1405,37 @@
           <w:pPr>
             <w:pStyle w:val="TOC3"/>
             <w:tabs>
-              <w:tab w:val="left" w:pos="1100"/>
+              <w:tab w:val="left" w:pos="1200"/>
               <w:tab w:val="right" w:leader="dot" w:pos="9350"/>
             </w:tabs>
             <w:rPr>
               <w:rFonts w:asciiTheme="minorHAnsi" w:eastAsiaTheme="minorEastAsia" w:hAnsiTheme="minorHAnsi" w:cstheme="minorBidi"/>
               <w:noProof/>
-              <w:sz w:val="22"/>
-              <w:szCs w:val="22"/>
-              <w:lang w:val="en-US" w:eastAsia="en-US"/>
+              <w:kern w:val="2"/>
+              <w:sz w:val="24"/>
+              <w:szCs w:val="24"/>
+              <w:lang w:val="en-PK" w:eastAsia="en-PK"/>
+              <w14:ligatures w14:val="standardContextual"/>
             </w:rPr>
           </w:pPr>
-          <w:hyperlink w:anchor="_Toc125999551" w:history="1">
+          <w:hyperlink w:anchor="_Toc212450855" w:history="1">
             <w:r>
               <w:rPr>
                 <w:rStyle w:val="Hyperlink"/>
                 <w:rFonts w:ascii="Arial" w:hAnsi="Arial" w:cs="Arial"/>
                 <w:noProof/>
               </w:rPr>
-              <w:t>1.3.2</w:t>
+              <w:t>1.2.2</w:t>
             </w:r>
             <w:r>
               <w:rPr>
                 <w:rFonts w:asciiTheme="minorHAnsi" w:eastAsiaTheme="minorEastAsia" w:hAnsiTheme="minorHAnsi" w:cstheme="minorBidi"/>
                 <w:noProof/>
-                <w:sz w:val="22"/>
-                <w:szCs w:val="22"/>
-                <w:lang w:val="en-US" w:eastAsia="en-US"/>
+                <w:kern w:val="2"/>
+                <w:sz w:val="24"/>
+                <w:szCs w:val="24"/>
+                <w:lang w:val="en-PK" w:eastAsia="en-PK"/>
+                <w14:ligatures w14:val="standardContextual"/>
               </w:rPr>
               <w:tab/>
             </w:r>
@@ -1532,7 +1466,7 @@
                 <w:noProof/>
                 <w:webHidden/>
               </w:rPr>
-              <w:instrText xml:space="preserve"> PAGEREF _Toc125999551 \h </w:instrText>
+              <w:instrText xml:space="preserve"> PAGEREF _Toc212450855 \h </w:instrText>
             </w:r>
             <w:r>
               <w:rPr>
@@ -1573,9 +1507,14 @@
             <w:rPr>
               <w:rFonts w:cstheme="minorBidi"/>
               <w:noProof/>
+              <w:kern w:val="2"/>
+              <w:sz w:val="24"/>
+              <w:szCs w:val="24"/>
+              <w:lang w:val="en-PK" w:eastAsia="en-PK"/>
+              <w14:ligatures w14:val="standardContextual"/>
             </w:rPr>
           </w:pPr>
-          <w:hyperlink w:anchor="_Toc125999552" w:history="1">
+          <w:hyperlink w:anchor="_Toc212450856" w:history="1">
             <w:r>
               <w:rPr>
                 <w:rStyle w:val="Hyperlink"/>
@@ -1590,6 +1529,11 @@
               <w:rPr>
                 <w:rFonts w:cstheme="minorBidi"/>
                 <w:noProof/>
+                <w:kern w:val="2"/>
+                <w:sz w:val="24"/>
+                <w:szCs w:val="24"/>
+                <w:lang w:val="en-PK" w:eastAsia="en-PK"/>
+                <w14:ligatures w14:val="standardContextual"/>
               </w:rPr>
               <w:tab/>
             </w:r>
@@ -1622,7 +1566,7 @@
                 <w:noProof/>
                 <w:webHidden/>
               </w:rPr>
-              <w:instrText xml:space="preserve"> PAGEREF _Toc125999552 \h </w:instrText>
+              <w:instrText xml:space="preserve"> PAGEREF _Toc212450856 \h </w:instrText>
             </w:r>
             <w:r>
               <w:rPr>
@@ -1642,7 +1586,7 @@
                 <w:noProof/>
                 <w:webHidden/>
               </w:rPr>
-              <w:t>5</w:t>
+              <w:t>4</w:t>
             </w:r>
             <w:r>
               <w:rPr>
@@ -1657,18 +1601,20 @@
           <w:pPr>
             <w:pStyle w:val="TOC2"/>
             <w:tabs>
-              <w:tab w:val="left" w:pos="880"/>
+              <w:tab w:val="left" w:pos="720"/>
               <w:tab w:val="right" w:leader="dot" w:pos="9350"/>
             </w:tabs>
             <w:rPr>
               <w:rFonts w:asciiTheme="minorHAnsi" w:eastAsiaTheme="minorEastAsia" w:hAnsiTheme="minorHAnsi" w:cstheme="minorBidi"/>
               <w:noProof/>
-              <w:sz w:val="22"/>
-              <w:szCs w:val="22"/>
-              <w:lang w:val="en-US" w:eastAsia="en-US"/>
+              <w:kern w:val="2"/>
+              <w:sz w:val="24"/>
+              <w:szCs w:val="24"/>
+              <w:lang w:val="en-PK" w:eastAsia="en-PK"/>
+              <w14:ligatures w14:val="standardContextual"/>
             </w:rPr>
           </w:pPr>
-          <w:hyperlink w:anchor="_Toc125999553" w:history="1">
+          <w:hyperlink w:anchor="_Toc212450857" w:history="1">
             <w:r>
               <w:rPr>
                 <w:rStyle w:val="Hyperlink"/>
@@ -1681,9 +1627,11 @@
               <w:rPr>
                 <w:rFonts w:asciiTheme="minorHAnsi" w:eastAsiaTheme="minorEastAsia" w:hAnsiTheme="minorHAnsi" w:cstheme="minorBidi"/>
                 <w:noProof/>
-                <w:sz w:val="22"/>
-                <w:szCs w:val="22"/>
-                <w:lang w:val="en-US" w:eastAsia="en-US"/>
+                <w:kern w:val="2"/>
+                <w:sz w:val="24"/>
+                <w:szCs w:val="24"/>
+                <w:lang w:val="en-PK" w:eastAsia="en-PK"/>
+                <w14:ligatures w14:val="standardContextual"/>
               </w:rPr>
               <w:tab/>
             </w:r>
@@ -1714,7 +1662,7 @@
                 <w:noProof/>
                 <w:webHidden/>
               </w:rPr>
-              <w:instrText xml:space="preserve"> PAGEREF _Toc125999553 \h </w:instrText>
+              <w:instrText xml:space="preserve"> PAGEREF _Toc212450857 \h </w:instrText>
             </w:r>
             <w:r>
               <w:rPr>
@@ -1734,7 +1682,7 @@
                 <w:noProof/>
                 <w:webHidden/>
               </w:rPr>
-              <w:t>5</w:t>
+              <w:t>4</w:t>
             </w:r>
             <w:r>
               <w:rPr>
@@ -2077,7 +2025,7 @@
         </w:rPr>
       </w:pPr>
       <w:bookmarkStart w:id="0" w:name="_Toc72250859"/>
-      <w:bookmarkStart w:id="1" w:name="_Toc125999546"/>
+      <w:bookmarkStart w:id="1" w:name="_Toc212450851"/>
       <w:r>
         <w:rPr>
           <w:rFonts w:ascii="Arial" w:hAnsi="Arial" w:cs="Arial"/>
@@ -2086,7 +2034,6 @@
           <w:sz w:val="28"/>
           <w:szCs w:val="28"/>
         </w:rPr>
-        <w:lastRenderedPageBreak/>
         <w:t xml:space="preserve">Order </w:t>
       </w:r>
       <w:r>
@@ -2114,132 +2061,6 @@
     </w:p>
     <w:p>
       <w:pPr>
-        <w:pStyle w:val="Heading1"/>
-        <w:numPr>
-          <w:ilvl w:val="0"/>
-          <w:numId w:val="0"/>
-        </w:numPr>
-        <w:ind w:left="432"/>
-        <w:jc w:val="both"/>
-        <w:rPr>
-          <w:rFonts w:ascii="Arial" w:hAnsi="Arial" w:cs="Arial"/>
-        </w:rPr>
-      </w:pPr>
-      <w:r>
-        <w:rPr>
-          <w:rFonts w:ascii="Arial" w:hAnsi="Arial" w:cs="Arial"/>
-        </w:rPr>
-        <w:t xml:space="preserve">Previously, </w:t>
-      </w:r>
-      <w:r>
-        <w:rPr>
-          <w:rFonts w:ascii="Arial" w:hAnsi="Arial" w:cs="Arial"/>
-        </w:rPr>
-        <w:t xml:space="preserve">retailers </w:t>
-      </w:r>
-      <w:r>
-        <w:rPr>
-          <w:rFonts w:ascii="Arial" w:hAnsi="Arial" w:cs="Arial"/>
-        </w:rPr>
-        <w:t>had</w:t>
-      </w:r>
-      <w:r>
-        <w:rPr>
-          <w:rFonts w:ascii="Arial" w:hAnsi="Arial" w:cs="Arial"/>
-        </w:rPr>
-        <w:t xml:space="preserve"> to directly integrate their OMS/WMS/financial systems with ESW for appeasement information/details as SFCC doesn’t support ESW Appeasement API.</w:t>
-      </w:r>
-    </w:p>
-    <w:p>
-      <w:pPr>
-        <w:pStyle w:val="Heading1"/>
-        <w:numPr>
-          <w:ilvl w:val="0"/>
-          <w:numId w:val="0"/>
-        </w:numPr>
-        <w:ind w:left="432"/>
-        <w:jc w:val="both"/>
-        <w:rPr>
-          <w:rFonts w:ascii="Arial" w:hAnsi="Arial" w:cs="Arial"/>
-        </w:rPr>
-      </w:pPr>
-      <w:r>
-        <w:rPr>
-          <w:rFonts w:ascii="Arial" w:hAnsi="Arial" w:cs="Arial"/>
-        </w:rPr>
-        <w:br/>
-      </w:r>
-      <w:r>
-        <w:rPr>
-          <w:rFonts w:ascii="Arial" w:hAnsi="Arial" w:cs="Arial"/>
-        </w:rPr>
-        <w:t>The following</w:t>
-      </w:r>
-      <w:r>
-        <w:rPr>
-          <w:rFonts w:ascii="Arial" w:hAnsi="Arial" w:cs="Arial"/>
-        </w:rPr>
-        <w:t xml:space="preserve"> issues will be resolved:</w:t>
-      </w:r>
-    </w:p>
-    <w:p>
-      <w:pPr>
-        <w:pStyle w:val="p"/>
-        <w:numPr>
-          <w:ilvl w:val="0"/>
-          <w:numId w:val="10"/>
-        </w:numPr>
-        <w:jc w:val="both"/>
-        <w:rPr>
-          <w:sz w:val="20"/>
-          <w:szCs w:val="20"/>
-        </w:rPr>
-      </w:pPr>
-      <w:r>
-        <w:rPr>
-          <w:sz w:val="20"/>
-          <w:szCs w:val="20"/>
-        </w:rPr>
-        <w:t xml:space="preserve">Increase the integration effort </w:t>
-      </w:r>
-      <w:r>
-        <w:rPr>
-          <w:sz w:val="20"/>
-          <w:szCs w:val="20"/>
-        </w:rPr>
-        <w:t>the retailers need</w:t>
-      </w:r>
-      <w:r>
-        <w:rPr>
-          <w:sz w:val="20"/>
-          <w:szCs w:val="20"/>
-        </w:rPr>
-        <w:t xml:space="preserve"> to integrate their OMS/WMS/financial systems with ESW.</w:t>
-      </w:r>
-    </w:p>
-    <w:p>
-      <w:pPr>
-        <w:pStyle w:val="p"/>
-        <w:numPr>
-          <w:ilvl w:val="0"/>
-          <w:numId w:val="10"/>
-        </w:numPr>
-        <w:jc w:val="both"/>
-        <w:rPr>
-          <w:sz w:val="20"/>
-          <w:szCs w:val="20"/>
-        </w:rPr>
-      </w:pPr>
-      <w:r>
-        <w:rPr>
-          <w:sz w:val="20"/>
-          <w:szCs w:val="20"/>
-        </w:rPr>
-        <w:t>Retailers are not able to extend their integration with SFCC to access the appeasement information.</w:t>
-      </w:r>
-    </w:p>
-    <w:p>
-      <w:pPr>
         <w:pStyle w:val="11U"/>
         <w:jc w:val="both"/>
         <w:rPr>
@@ -2248,24 +2069,77 @@
           <w:szCs w:val="28"/>
         </w:rPr>
       </w:pPr>
-      <w:bookmarkStart w:id="2" w:name="_Toc125999547"/>
+      <w:bookmarkStart w:id="2" w:name="_Toc212450852"/>
       <w:r>
         <w:rPr>
           <w:rFonts w:ascii="Arial" w:hAnsi="Arial" w:cs="Arial"/>
           <w:sz w:val="28"/>
           <w:szCs w:val="28"/>
         </w:rPr>
-        <w:t>Benefits</w:t>
+        <w:lastRenderedPageBreak/>
+        <w:t>Workflow to</w:t>
+      </w:r>
+      <w:r>
+        <w:rPr>
+          <w:rFonts w:ascii="Arial" w:hAnsi="Arial" w:cs="Arial"/>
+          <w:sz w:val="28"/>
+          <w:szCs w:val="28"/>
+        </w:rPr>
+        <w:t xml:space="preserve"> Order </w:t>
+      </w:r>
+      <w:r>
+        <w:rPr>
+          <w:rFonts w:ascii="Arial" w:hAnsi="Arial" w:cs="Arial"/>
+          <w:sz w:val="28"/>
+          <w:szCs w:val="28"/>
+        </w:rPr>
+        <w:t>Appeasement</w:t>
+      </w:r>
+      <w:r>
+        <w:rPr>
+          <w:rFonts w:ascii="Arial" w:hAnsi="Arial" w:cs="Arial"/>
+          <w:sz w:val="28"/>
+          <w:szCs w:val="28"/>
+        </w:rPr>
+        <w:t xml:space="preserve"> (</w:t>
+      </w:r>
+      <w:r>
+        <w:rPr>
+          <w:rFonts w:ascii="Arial" w:hAnsi="Arial" w:cs="Arial"/>
+          <w:sz w:val="28"/>
+          <w:szCs w:val="28"/>
+        </w:rPr>
+        <w:t>SFCC</w:t>
+      </w:r>
+      <w:r>
+        <w:rPr>
+          <w:rFonts w:ascii="Arial" w:hAnsi="Arial" w:cs="Arial"/>
+          <w:sz w:val="28"/>
+          <w:szCs w:val="28"/>
+        </w:rPr>
+        <w:t xml:space="preserve"> =&gt; </w:t>
+      </w:r>
+      <w:r>
+        <w:rPr>
+          <w:rFonts w:ascii="Arial" w:hAnsi="Arial" w:cs="Arial"/>
+          <w:sz w:val="28"/>
+          <w:szCs w:val="28"/>
+        </w:rPr>
+        <w:t>ESW</w:t>
+      </w:r>
+      <w:r>
+        <w:rPr>
+          <w:rFonts w:ascii="Arial" w:hAnsi="Arial" w:cs="Arial"/>
+          <w:sz w:val="28"/>
+          <w:szCs w:val="28"/>
+        </w:rPr>
+        <w:t>)</w:t>
       </w:r>
       <w:bookmarkEnd w:id="2"/>
     </w:p>
     <w:p>
       <w:pPr>
         <w:pStyle w:val="p"/>
-        <w:numPr>
-          <w:ilvl w:val="0"/>
-          <w:numId w:val="10"/>
-        </w:numPr>
         <w:jc w:val="both"/>
         <w:rPr>
           <w:sz w:val="20"/>
@@ -2277,74 +2151,11 @@
           <w:sz w:val="20"/>
           <w:szCs w:val="20"/>
         </w:rPr>
-        <w:t>Appeasement integration with SFCC will allow the retailer to access the appeasement information directly through SFCC and send them to their respective OMS/WMS/financial systems.</w:t>
+        <w:t>This flow is not available in the feature. A retailer can create appeasement only from the ESW panel.</w:t>
       </w:r>
     </w:p>
     <w:p>
       <w:pPr>
-        <w:pStyle w:val="p"/>
-        <w:numPr>
-          <w:ilvl w:val="0"/>
-          <w:numId w:val="10"/>
-        </w:numPr>
-        <w:jc w:val="both"/>
-        <w:rPr>
-          <w:sz w:val="20"/>
-          <w:szCs w:val="20"/>
-        </w:rPr>
-      </w:pPr>
-      <w:r>
-        <w:rPr>
-          <w:sz w:val="20"/>
-          <w:szCs w:val="20"/>
-        </w:rPr>
-        <w:t>Retailers will be able to sync them to their ERP/finance with critical financial data retailer and shopper currencies.</w:t>
-      </w:r>
-    </w:p>
-    <w:p>
-      <w:pPr>
-        <w:pStyle w:val="p"/>
-        <w:numPr>
-          <w:ilvl w:val="0"/>
-          <w:numId w:val="10"/>
-        </w:numPr>
-        <w:jc w:val="both"/>
-        <w:rPr>
-          <w:sz w:val="20"/>
-          <w:szCs w:val="20"/>
-        </w:rPr>
-      </w:pPr>
-      <w:r>
-        <w:rPr>
-          <w:sz w:val="20"/>
-          <w:szCs w:val="20"/>
-        </w:rPr>
-        <w:t>Retailer will be able to see the correct breakdown of tax/duty information</w:t>
-      </w:r>
-    </w:p>
-    <w:p>
-      <w:pPr>
-        <w:pStyle w:val="p"/>
-        <w:numPr>
-          <w:ilvl w:val="0"/>
-          <w:numId w:val="10"/>
-        </w:numPr>
-        <w:jc w:val="both"/>
-        <w:rPr>
-          <w:sz w:val="20"/>
-          <w:szCs w:val="20"/>
-        </w:rPr>
-      </w:pPr>
-      <w:r>
-        <w:rPr>
-          <w:sz w:val="20"/>
-          <w:szCs w:val="20"/>
-        </w:rPr>
-        <w:t>Reduces integration effort</w:t>
-      </w:r>
-    </w:p>
-    <w:p>
-      <w:pPr>
         <w:pStyle w:val="11U"/>
         <w:jc w:val="both"/>
         <w:rPr>
@@ -2353,7 +2164,7 @@
           <w:szCs w:val="28"/>
         </w:rPr>
       </w:pPr>
-      <w:bookmarkStart w:id="3" w:name="_Toc125999548"/>
+      <w:bookmarkStart w:id="3" w:name="_Toc212450853"/>
       <w:r>
         <w:rPr>
           <w:rFonts w:ascii="Arial" w:hAnsi="Arial" w:cs="Arial"/>
@@ -2376,7 +2187,7 @@
           <w:sz w:val="28"/>
           <w:szCs w:val="28"/>
         </w:rPr>
-        <w:t>Appeasement</w:t>
+        <w:t>Appeasement Sync</w:t>
       </w:r>
       <w:r>
         <w:rPr>
@@ -2392,7 +2203,7 @@
           <w:sz w:val="28"/>
           <w:szCs w:val="28"/>
         </w:rPr>
-        <w:t>SFCC</w:t>
+        <w:t>ESW</w:t>
       </w:r>
       <w:r>
         <w:rPr>
@@ -2408,7 +2219,7 @@
           <w:sz w:val="28"/>
           <w:szCs w:val="28"/>
         </w:rPr>
-        <w:t>ESW</w:t>
+        <w:t>SFCC</w:t>
       </w:r>
       <w:r>
         <w:rPr>
@@ -2434,213 +2245,127 @@
           <w:sz w:val="20"/>
           <w:szCs w:val="20"/>
         </w:rPr>
-        <w:t>This flow is not available in the feature. A retailer can create appeasement only from the ESW panel.</w:t>
+        <w:t>If the order is appeased in ESW CSP. SFCC webhook endpoint will be called from CSP (</w:t>
+      </w:r>
+      <w:proofErr w:type="spellStart"/>
+      <w:r>
+        <w:rPr>
+          <w:sz w:val="20"/>
+          <w:szCs w:val="20"/>
+        </w:rPr>
+        <w:t>EShopWorld-ProcessWebHook</w:t>
+      </w:r>
+      <w:r>
+        <w:rPr>
+          <w:sz w:val="20"/>
+          <w:szCs w:val="20"/>
+        </w:rPr>
+        <w:t>s</w:t>
+      </w:r>
+      <w:proofErr w:type="spellEnd"/>
+      <w:r>
+        <w:rPr>
+          <w:sz w:val="20"/>
+          <w:szCs w:val="20"/>
+        </w:rPr>
+        <w:t>) that will update appeasement custom attributes on specified order</w:t>
+      </w:r>
+      <w:r>
+        <w:rPr>
+          <w:sz w:val="20"/>
+          <w:szCs w:val="20"/>
+        </w:rPr>
+        <w:t xml:space="preserve"> in request</w:t>
+      </w:r>
+      <w:r>
+        <w:rPr>
+          <w:sz w:val="20"/>
+          <w:szCs w:val="20"/>
+        </w:rPr>
+        <w:t xml:space="preserve"> </w:t>
+      </w:r>
+      <w:r>
+        <w:rPr>
+          <w:sz w:val="20"/>
+          <w:szCs w:val="20"/>
+        </w:rPr>
+        <w:t xml:space="preserve">and </w:t>
+      </w:r>
+      <w:r>
+        <w:rPr>
+          <w:sz w:val="20"/>
+          <w:szCs w:val="20"/>
+        </w:rPr>
+        <w:t xml:space="preserve">mark the order as an appeased by changing the value for flag </w:t>
+      </w:r>
+      <w:r>
+        <w:rPr>
+          <w:b/>
+          <w:bCs/>
+          <w:sz w:val="20"/>
+          <w:szCs w:val="20"/>
+        </w:rPr>
+        <w:t xml:space="preserve">Is ESW </w:t>
+      </w:r>
+      <w:r>
+        <w:rPr>
+          <w:b/>
+          <w:bCs/>
+          <w:sz w:val="20"/>
+          <w:szCs w:val="20"/>
+        </w:rPr>
+        <w:t>Appeased</w:t>
+      </w:r>
+      <w:r>
+        <w:rPr>
+          <w:b/>
+          <w:bCs/>
+          <w:sz w:val="20"/>
+          <w:szCs w:val="20"/>
+        </w:rPr>
+        <w:t xml:space="preserve"> </w:t>
+      </w:r>
+      <w:r>
+        <w:rPr>
+          <w:b/>
+          <w:bCs/>
+          <w:sz w:val="20"/>
+          <w:szCs w:val="20"/>
+        </w:rPr>
+        <w:t>Order</w:t>
+      </w:r>
+      <w:r>
+        <w:rPr>
+          <w:b/>
+          <w:bCs/>
+          <w:sz w:val="20"/>
+          <w:szCs w:val="20"/>
+        </w:rPr>
+        <w:t>?</w:t>
+      </w:r>
+      <w:r>
+        <w:rPr>
+          <w:sz w:val="20"/>
+          <w:szCs w:val="20"/>
+        </w:rPr>
+        <w:t xml:space="preserve"> to true.</w:t>
       </w:r>
     </w:p>
     <w:p>
       <w:pPr>
-        <w:pStyle w:val="11U"/>
-        <w:jc w:val="both"/>
-        <w:rPr>
-          <w:rFonts w:ascii="Arial" w:hAnsi="Arial" w:cs="Arial"/>
-          <w:sz w:val="28"/>
-          <w:szCs w:val="28"/>
-        </w:rPr>
-      </w:pPr>
-      <w:bookmarkStart w:id="4" w:name="_Toc125999549"/>
-      <w:r>
-        <w:rPr>
-          <w:rFonts w:ascii="Arial" w:hAnsi="Arial" w:cs="Arial"/>
-          <w:sz w:val="28"/>
-          <w:szCs w:val="28"/>
-        </w:rPr>
-        <w:t>Workflow to</w:t>
-      </w:r>
-      <w:r>
-        <w:rPr>
-          <w:rFonts w:ascii="Arial" w:hAnsi="Arial" w:cs="Arial"/>
-          <w:sz w:val="28"/>
-          <w:szCs w:val="28"/>
-        </w:rPr>
-        <w:t xml:space="preserve"> Order </w:t>
-      </w:r>
-      <w:r>
-        <w:rPr>
-          <w:rFonts w:ascii="Arial" w:hAnsi="Arial" w:cs="Arial"/>
-          <w:sz w:val="28"/>
-          <w:szCs w:val="28"/>
-        </w:rPr>
-        <w:t>Appeasement Sync</w:t>
-      </w:r>
-      <w:r>
-        <w:rPr>
-          <w:rFonts w:ascii="Arial" w:hAnsi="Arial" w:cs="Arial"/>
-          <w:sz w:val="28"/>
-          <w:szCs w:val="28"/>
-        </w:rPr>
-        <w:t xml:space="preserve"> (</w:t>
-      </w:r>
-      <w:r>
-        <w:rPr>
-          <w:rFonts w:ascii="Arial" w:hAnsi="Arial" w:cs="Arial"/>
-          <w:sz w:val="28"/>
-          <w:szCs w:val="28"/>
-        </w:rPr>
-        <w:t>ESW</w:t>
-      </w:r>
-      <w:r>
-        <w:rPr>
-          <w:rFonts w:ascii="Arial" w:hAnsi="Arial" w:cs="Arial"/>
-          <w:sz w:val="28"/>
-          <w:szCs w:val="28"/>
-        </w:rPr>
-        <w:t xml:space="preserve"> =&gt; </w:t>
-      </w:r>
-      <w:r>
-        <w:rPr>
-          <w:rFonts w:ascii="Arial" w:hAnsi="Arial" w:cs="Arial"/>
-          <w:sz w:val="28"/>
-          <w:szCs w:val="28"/>
-        </w:rPr>
-        <w:t>SFCC</w:t>
-      </w:r>
-      <w:r>
-        <w:rPr>
-          <w:rFonts w:ascii="Arial" w:hAnsi="Arial" w:cs="Arial"/>
-          <w:sz w:val="28"/>
-          <w:szCs w:val="28"/>
-        </w:rPr>
-        <w:t>)</w:t>
-      </w:r>
-      <w:bookmarkEnd w:id="4"/>
-    </w:p>
-    <w:p>
-      <w:pPr>
         <w:pStyle w:val="p"/>
         <w:jc w:val="both"/>
         <w:rPr>
-          <w:sz w:val="20"/>
-          <w:szCs w:val="20"/>
-        </w:rPr>
-      </w:pPr>
-      <w:r>
-        <w:rPr>
-          <w:sz w:val="20"/>
-          <w:szCs w:val="20"/>
-        </w:rPr>
-        <w:t>If the order is appeased in ESW CSP. SFCC webhook endpoint will be called from CSP (EShopWorld-ProcessWebHook</w:t>
-      </w:r>
-      <w:r>
-        <w:rPr>
-          <w:sz w:val="20"/>
-          <w:szCs w:val="20"/>
-        </w:rPr>
-        <w:t>s</w:t>
-      </w:r>
-      <w:r>
-        <w:rPr>
-          <w:sz w:val="20"/>
-          <w:szCs w:val="20"/>
-        </w:rPr>
-        <w:t>) that will update appeasement custom attributes on specified order</w:t>
-      </w:r>
-      <w:r>
-        <w:rPr>
-          <w:sz w:val="20"/>
-          <w:szCs w:val="20"/>
-        </w:rPr>
-        <w:t xml:space="preserve"> in request</w:t>
-      </w:r>
-      <w:r>
-        <w:rPr>
-          <w:sz w:val="20"/>
-          <w:szCs w:val="20"/>
-        </w:rPr>
-        <w:t xml:space="preserve"> </w:t>
-      </w:r>
-      <w:r>
-        <w:rPr>
-          <w:sz w:val="20"/>
-          <w:szCs w:val="20"/>
-        </w:rPr>
-        <w:t xml:space="preserve">and </w:t>
-      </w:r>
-      <w:r>
-        <w:rPr>
-          <w:sz w:val="20"/>
-          <w:szCs w:val="20"/>
-        </w:rPr>
-        <w:t xml:space="preserve">mark the order as an appeased by changing the value for flag </w:t>
-      </w:r>
-      <w:r>
-        <w:rPr>
           <w:b/>
           <w:bCs/>
           <w:sz w:val="20"/>
           <w:szCs w:val="20"/>
         </w:rPr>
-        <w:t xml:space="preserve">Is ESW </w:t>
-      </w:r>
-      <w:r>
-        <w:rPr>
-          <w:b/>
-          <w:bCs/>
-          <w:sz w:val="20"/>
-          <w:szCs w:val="20"/>
-        </w:rPr>
-        <w:t>Appeased</w:t>
-      </w:r>
-      <w:r>
-        <w:rPr>
-          <w:b/>
-          <w:bCs/>
-          <w:sz w:val="20"/>
-          <w:szCs w:val="20"/>
-        </w:rPr>
-        <w:t xml:space="preserve"> </w:t>
-      </w:r>
-      <w:r>
-        <w:rPr>
-          <w:b/>
-          <w:bCs/>
-          <w:sz w:val="20"/>
-          <w:szCs w:val="20"/>
-        </w:rPr>
-        <w:t>Order</w:t>
-      </w:r>
-      <w:r>
-        <w:rPr>
-          <w:b/>
-          <w:bCs/>
-          <w:sz w:val="20"/>
-          <w:szCs w:val="20"/>
-        </w:rPr>
-        <w:t>?</w:t>
-      </w:r>
-      <w:r>
-        <w:rPr>
-          <w:sz w:val="20"/>
-          <w:szCs w:val="20"/>
-        </w:rPr>
-        <w:t xml:space="preserve"> to true.</w:t>
-      </w:r>
-    </w:p>
-    <w:p>
-      <w:pPr>
-        <w:pStyle w:val="p"/>
-        <w:jc w:val="both"/>
-        <w:rPr>
-          <w:b/>
-          <w:bCs/>
-          <w:sz w:val="20"/>
-          <w:szCs w:val="20"/>
-        </w:rPr>
       </w:pPr>
       <w:r>
         <w:rPr>
           <w:noProof/>
         </w:rPr>
-        <w:lastRenderedPageBreak/>
         <w:drawing>
           <wp:inline distT="0" distB="0" distL="0" distR="0" wp14:anchorId="39FA6F28" wp14:editId="59761C94">
             <wp:extent cx="6035040" cy="3992880"/>
@@ -2733,8 +2458,8 @@
           <w:sz w:val="28"/>
         </w:rPr>
       </w:pPr>
-      <w:bookmarkStart w:id="5" w:name="_Toc74308873"/>
-      <w:bookmarkStart w:id="6" w:name="_Toc125999550"/>
+      <w:bookmarkStart w:id="4" w:name="_Toc74308873"/>
+      <w:bookmarkStart w:id="5" w:name="_Toc212450854"/>
       <w:r>
         <w:rPr>
           <w:rFonts w:ascii="Arial" w:hAnsi="Arial" w:cs="Arial"/>
@@ -2742,8 +2467,8 @@
         </w:rPr>
         <w:t>ESW Webhooks Configuration</w:t>
       </w:r>
+      <w:bookmarkEnd w:id="4"/>
       <w:bookmarkEnd w:id="5"/>
-      <w:bookmarkEnd w:id="6"/>
     </w:p>
     <w:p>
       <w:pPr>
@@ -2780,7 +2505,15 @@
           <w:sz w:val="20"/>
           <w:szCs w:val="20"/>
         </w:rPr>
-        <w:t>that will trigger on Order</w:t>
+        <w:t xml:space="preserve">that will trigger on </w:t>
+      </w:r>
+      <w:proofErr w:type="spellStart"/>
+      <w:r>
+        <w:rPr>
+          <w:sz w:val="20"/>
+          <w:szCs w:val="20"/>
+        </w:rPr>
+        <w:t>Order</w:t>
       </w:r>
       <w:r>
         <w:rPr>
@@ -2796,6 +2529,7 @@
         </w:rPr>
         <w:t>SucceedEvent</w:t>
       </w:r>
+      <w:proofErr w:type="spellEnd"/>
       <w:r>
         <w:rPr>
           <w:sz w:val="20"/>
@@ -2964,6 +2698,7 @@
           <w:sz w:val="20"/>
           <w:szCs w:val="20"/>
         </w:rPr>
+        <w:lastRenderedPageBreak/>
         <w:t>Retailers can update example.com with their storefront domain.</w:t>
       </w:r>
     </w:p>
@@ -2976,8 +2711,8 @@
           <w:sz w:val="28"/>
         </w:rPr>
       </w:pPr>
-      <w:bookmarkStart w:id="7" w:name="_Toc74308874"/>
-      <w:bookmarkStart w:id="8" w:name="_Toc125999551"/>
+      <w:bookmarkStart w:id="6" w:name="_Toc74308874"/>
+      <w:bookmarkStart w:id="7" w:name="_Toc212450855"/>
       <w:r>
         <w:rPr>
           <w:rFonts w:ascii="Arial" w:hAnsi="Arial" w:cs="Arial"/>
@@ -3013,8 +2748,8 @@
         </w:rPr>
         <w:t>SFCC</w:t>
       </w:r>
+      <w:bookmarkEnd w:id="6"/>
       <w:bookmarkEnd w:id="7"/>
-      <w:bookmarkEnd w:id="8"/>
     </w:p>
     <w:p>
       <w:pPr>
@@ -3121,7 +2856,6 @@
           <w:sz w:val="20"/>
           <w:szCs w:val="20"/>
         </w:rPr>
-        <w:lastRenderedPageBreak/>
         <w:t xml:space="preserve">On successful order </w:t>
       </w:r>
       <w:r>
@@ -3136,7 +2870,23 @@
           <w:sz w:val="20"/>
           <w:szCs w:val="20"/>
         </w:rPr>
-        <w:t xml:space="preserve"> in ESW CSP, webhook will trigger the retailers provided subscribed SFCC endpoint (EShopWorld-</w:t>
+        <w:t xml:space="preserve"> in ESW CSP, webhook will trigger the retailers provided subscribed SFCC endpoint (</w:t>
+      </w:r>
+      <w:proofErr w:type="spellStart"/>
+      <w:r>
+        <w:rPr>
+          <w:sz w:val="20"/>
+          <w:szCs w:val="20"/>
+        </w:rPr>
+        <w:t>EShopWorld</w:t>
+      </w:r>
+      <w:proofErr w:type="spellEnd"/>
+      <w:r>
+        <w:rPr>
+          <w:sz w:val="20"/>
+          <w:szCs w:val="20"/>
+        </w:rPr>
+        <w:t>-</w:t>
       </w:r>
       <w:r>
         <w:rPr>
@@ -3145,6 +2895,7 @@
         </w:rPr>
         <w:t xml:space="preserve"> </w:t>
       </w:r>
+      <w:proofErr w:type="spellStart"/>
       <w:r>
         <w:rPr>
           <w:sz w:val="20"/>
@@ -3159,6 +2910,7 @@
         </w:rPr>
         <w:t>s</w:t>
       </w:r>
+      <w:proofErr w:type="spellEnd"/>
       <w:r>
         <w:rPr>
           <w:sz w:val="20"/>
@@ -3399,6 +3151,7 @@
         </w:rPr>
         <w:t xml:space="preserve">custom attribute </w:t>
       </w:r>
+      <w:proofErr w:type="spellStart"/>
       <w:r>
         <w:rPr>
           <w:b/>
@@ -3408,6 +3161,7 @@
         </w:rPr>
         <w:t>appeasementJsonPayload</w:t>
       </w:r>
+      <w:proofErr w:type="spellEnd"/>
       <w:r>
         <w:rPr>
           <w:b/>
@@ -3493,8 +3247,8 @@
           <w:szCs w:val="28"/>
         </w:rPr>
       </w:pPr>
-      <w:bookmarkStart w:id="9" w:name="_Toc72738348"/>
-      <w:bookmarkStart w:id="10" w:name="_Toc125999552"/>
+      <w:bookmarkStart w:id="8" w:name="_Toc72738348"/>
+      <w:bookmarkStart w:id="9" w:name="_Toc212450856"/>
       <w:r>
         <w:rPr>
           <w:rFonts w:ascii="Arial" w:hAnsi="Arial" w:cs="Arial"/>
@@ -3525,8 +3279,8 @@
         </w:rPr>
         <w:t xml:space="preserve"> Integration Configuration</w:t>
       </w:r>
+      <w:bookmarkEnd w:id="8"/>
       <w:bookmarkEnd w:id="9"/>
-      <w:bookmarkEnd w:id="10"/>
     </w:p>
     <w:p>
       <w:pPr>
@@ -3538,8 +3292,8 @@
           <w:szCs w:val="28"/>
         </w:rPr>
       </w:pPr>
-      <w:bookmarkStart w:id="11" w:name="_Toc125999553"/>
-      <w:bookmarkStart w:id="12" w:name="ESW_Package_Integration_Configuration"/>
+      <w:bookmarkStart w:id="10" w:name="ESW_Package_Integration_Configuration"/>
+      <w:bookmarkStart w:id="11" w:name="_Toc212450857"/>
       <w:r>
         <w:rPr>
           <w:rFonts w:ascii="Arial" w:hAnsi="Arial" w:cs="Arial"/>
@@ -3550,7 +3304,7 @@
       </w:r>
       <w:bookmarkEnd w:id="11"/>
     </w:p>
-    <w:bookmarkEnd w:id="12"/>
+    <w:bookmarkEnd w:id="10"/>
     <w:p>
       <w:pPr>
         <w:pStyle w:val="p"/>
@@ -3610,6 +3364,7 @@
         </w:rPr>
         <w:t xml:space="preserve">) from </w:t>
       </w:r>
+      <w:proofErr w:type="spellStart"/>
       <w:r>
         <w:rPr>
           <w:b/>
@@ -3617,7 +3372,37 @@
           <w:sz w:val="20"/>
           <w:szCs w:val="20"/>
         </w:rPr>
-        <w:t>link_eshopworld\sitesdata\</w:t>
+        <w:t>link_eshopworld</w:t>
+      </w:r>
+      <w:proofErr w:type="spellEnd"/>
+      <w:r>
+        <w:rPr>
+          <w:b/>
+          <w:bCs/>
+          <w:sz w:val="20"/>
+          <w:szCs w:val="20"/>
+        </w:rPr>
+        <w:t>\</w:t>
+      </w:r>
+      <w:proofErr w:type="spellStart"/>
+      <w:r>
+        <w:rPr>
+          <w:b/>
+          <w:bCs/>
+          <w:sz w:val="20"/>
+          <w:szCs w:val="20"/>
+        </w:rPr>
+        <w:t>sitesdata</w:t>
+      </w:r>
+      <w:proofErr w:type="spellEnd"/>
+      <w:r>
+        <w:rPr>
+          <w:b/>
+          <w:bCs/>
+          <w:sz w:val="20"/>
+          <w:szCs w:val="20"/>
+        </w:rPr>
+        <w:t>\</w:t>
       </w:r>
       <w:r>
         <w:rPr>
@@ -5402,7 +5187,6 @@
   <w:style w:type="character" w:default="1" w:styleId="DefaultParagraphFont">
     <w:name w:val="Default Paragraph Font"/>
     <w:uiPriority w:val="1"/>
-    <w:semiHidden/>
     <w:unhideWhenUsed/>
   </w:style>
   <w:style w:type="table" w:default="1" w:styleId="TableNormal">

--- a/link_eshopworld/Documentation/eShopWorld_Order_Appeasement_Integration.docx
+++ b/link_eshopworld/Documentation/eShopWorld_Order_Appeasement_Integration.docx
@@ -145,14 +145,14 @@
                                     <w:sz w:val="20"/>
                                     <w:szCs w:val="20"/>
                                   </w:rPr>
-                                  <w:t>: 4.</w:t>
+                                  <w:t xml:space="preserve">: </w:t>
                                 </w:r>
                                 <w:r>
                                   <w:rPr>
                                     <w:sz w:val="20"/>
                                     <w:szCs w:val="20"/>
                                   </w:rPr>
-                                  <w:t>9</w:t>
+                                  <w:t>5.0.0</w:t>
                                 </w:r>
                               </w:p>
                               <w:p>
@@ -184,14 +184,21 @@
                                     <w:sz w:val="20"/>
                                     <w:szCs w:val="20"/>
                                   </w:rPr>
-                                  <w:t xml:space="preserve">October </w:t>
+                                  <w:t>February</w:t>
                                 </w:r>
                                 <w:r>
                                   <w:rPr>
                                     <w:sz w:val="20"/>
                                     <w:szCs w:val="20"/>
                                   </w:rPr>
-                                  <w:t>2025</w:t>
+                                  <w:t xml:space="preserve"> 202</w:t>
+                                </w:r>
+                                <w:r>
+                                  <w:rPr>
+                                    <w:sz w:val="20"/>
+                                    <w:szCs w:val="20"/>
+                                  </w:rPr>
+                                  <w:t>6</w:t>
                                 </w:r>
                               </w:p>
                               <w:p>
@@ -213,7 +220,7 @@
                                   <w:rPr>
                                     <w:rStyle w:val="span"/>
                                   </w:rPr>
-                                  <w:t>5</w:t>
+                                  <w:t>6</w:t>
                                 </w:r>
                                 <w:r>
                                   <w:rPr>
@@ -280,14 +287,14 @@
                               <w:sz w:val="20"/>
                               <w:szCs w:val="20"/>
                             </w:rPr>
-                            <w:t>: 4.</w:t>
+                            <w:t xml:space="preserve">: </w:t>
                           </w:r>
                           <w:r>
                             <w:rPr>
                               <w:sz w:val="20"/>
                               <w:szCs w:val="20"/>
                             </w:rPr>
-                            <w:t>9</w:t>
+                            <w:t>5.0.0</w:t>
                           </w:r>
                         </w:p>
                         <w:p>
@@ -319,14 +326,21 @@
                               <w:sz w:val="20"/>
                               <w:szCs w:val="20"/>
                             </w:rPr>
-                            <w:t xml:space="preserve">October </w:t>
+                            <w:t>February</w:t>
                           </w:r>
                           <w:r>
                             <w:rPr>
                               <w:sz w:val="20"/>
                               <w:szCs w:val="20"/>
                             </w:rPr>
-                            <w:t>2025</w:t>
+                            <w:t xml:space="preserve"> 202</w:t>
+                          </w:r>
+                          <w:r>
+                            <w:rPr>
+                              <w:sz w:val="20"/>
+                              <w:szCs w:val="20"/>
+                            </w:rPr>
+                            <w:t>6</w:t>
                           </w:r>
                         </w:p>
                         <w:p>
@@ -348,7 +362,7 @@
                             <w:rPr>
                               <w:rStyle w:val="span"/>
                             </w:rPr>
-                            <w:t>5</w:t>
+                            <w:t>6</w:t>
                           </w:r>
                           <w:r>
                             <w:rPr>
@@ -2245,15 +2259,7 @@
           <w:sz w:val="20"/>
           <w:szCs w:val="20"/>
         </w:rPr>
-        <w:t>If the order is appeased in ESW CSP. SFCC webhook endpoint will be called from CSP (</w:t>
-      </w:r>
-      <w:proofErr w:type="spellStart"/>
-      <w:r>
-        <w:rPr>
-          <w:sz w:val="20"/>
-          <w:szCs w:val="20"/>
-        </w:rPr>
-        <w:t>EShopWorld-ProcessWebHook</w:t>
+        <w:t>If the order is appeased in ESW CSP. SFCC webhook endpoint will be called from CSP (EShopWorld-ProcessWebHook</w:t>
       </w:r>
       <w:r>
         <w:rPr>
@@ -2262,7 +2268,6 @@
         </w:rPr>
         <w:t>s</w:t>
       </w:r>
-      <w:proofErr w:type="spellEnd"/>
       <w:r>
         <w:rPr>
           <w:sz w:val="20"/>
@@ -2505,15 +2510,7 @@
           <w:sz w:val="20"/>
           <w:szCs w:val="20"/>
         </w:rPr>
-        <w:t xml:space="preserve">that will trigger on </w:t>
-      </w:r>
-      <w:proofErr w:type="spellStart"/>
-      <w:r>
-        <w:rPr>
-          <w:sz w:val="20"/>
-          <w:szCs w:val="20"/>
-        </w:rPr>
-        <w:t>Order</w:t>
+        <w:t>that will trigger on Order</w:t>
       </w:r>
       <w:r>
         <w:rPr>
@@ -2529,7 +2526,6 @@
         </w:rPr>
         <w:t>SucceedEvent</w:t>
       </w:r>
-      <w:proofErr w:type="spellEnd"/>
       <w:r>
         <w:rPr>
           <w:sz w:val="20"/>
@@ -2870,23 +2866,7 @@
           <w:sz w:val="20"/>
           <w:szCs w:val="20"/>
         </w:rPr>
-        <w:t xml:space="preserve"> in ESW CSP, webhook will trigger the retailers provided subscribed SFCC endpoint (</w:t>
-      </w:r>
-      <w:proofErr w:type="spellStart"/>
-      <w:r>
-        <w:rPr>
-          <w:sz w:val="20"/>
-          <w:szCs w:val="20"/>
-        </w:rPr>
-        <w:t>EShopWorld</w:t>
-      </w:r>
-      <w:proofErr w:type="spellEnd"/>
-      <w:r>
-        <w:rPr>
-          <w:sz w:val="20"/>
-          <w:szCs w:val="20"/>
-        </w:rPr>
-        <w:t>-</w:t>
+        <w:t xml:space="preserve"> in ESW CSP, webhook will trigger the retailers provided subscribed SFCC endpoint (EShopWorld-</w:t>
       </w:r>
       <w:r>
         <w:rPr>
@@ -2895,7 +2875,6 @@
         </w:rPr>
         <w:t xml:space="preserve"> </w:t>
       </w:r>
-      <w:proofErr w:type="spellStart"/>
       <w:r>
         <w:rPr>
           <w:sz w:val="20"/>
@@ -2910,7 +2889,6 @@
         </w:rPr>
         <w:t>s</w:t>
       </w:r>
-      <w:proofErr w:type="spellEnd"/>
       <w:r>
         <w:rPr>
           <w:sz w:val="20"/>
@@ -3151,7 +3129,6 @@
         </w:rPr>
         <w:t xml:space="preserve">custom attribute </w:t>
       </w:r>
-      <w:proofErr w:type="spellStart"/>
       <w:r>
         <w:rPr>
           <w:b/>
@@ -3161,7 +3138,6 @@
         </w:rPr>
         <w:t>appeasementJsonPayload</w:t>
       </w:r>
-      <w:proofErr w:type="spellEnd"/>
       <w:r>
         <w:rPr>
           <w:b/>
@@ -3292,8 +3268,8 @@
           <w:szCs w:val="28"/>
         </w:rPr>
       </w:pPr>
-      <w:bookmarkStart w:id="10" w:name="ESW_Package_Integration_Configuration"/>
-      <w:bookmarkStart w:id="11" w:name="_Toc212450857"/>
+      <w:bookmarkStart w:id="10" w:name="_Toc212450857"/>
+      <w:bookmarkStart w:id="11" w:name="ESW_Package_Integration_Configuration"/>
       <w:r>
         <w:rPr>
           <w:rFonts w:ascii="Arial" w:hAnsi="Arial" w:cs="Arial"/>
@@ -3302,9 +3278,9 @@
         </w:rPr>
         <w:t>Import Metadata</w:t>
       </w:r>
-      <w:bookmarkEnd w:id="11"/>
+      <w:bookmarkEnd w:id="10"/>
     </w:p>
-    <w:bookmarkEnd w:id="10"/>
+    <w:bookmarkEnd w:id="11"/>
     <w:p>
       <w:pPr>
         <w:pStyle w:val="p"/>
@@ -3364,7 +3340,6 @@
         </w:rPr>
         <w:t xml:space="preserve">) from </w:t>
       </w:r>
-      <w:proofErr w:type="spellStart"/>
       <w:r>
         <w:rPr>
           <w:b/>
@@ -3372,37 +3347,7 @@
           <w:sz w:val="20"/>
           <w:szCs w:val="20"/>
         </w:rPr>
-        <w:t>link_eshopworld</w:t>
-      </w:r>
-      <w:proofErr w:type="spellEnd"/>
-      <w:r>
-        <w:rPr>
-          <w:b/>
-          <w:bCs/>
-          <w:sz w:val="20"/>
-          <w:szCs w:val="20"/>
-        </w:rPr>
-        <w:t>\</w:t>
-      </w:r>
-      <w:proofErr w:type="spellStart"/>
-      <w:r>
-        <w:rPr>
-          <w:b/>
-          <w:bCs/>
-          <w:sz w:val="20"/>
-          <w:szCs w:val="20"/>
-        </w:rPr>
-        <w:t>sitesdata</w:t>
-      </w:r>
-      <w:proofErr w:type="spellEnd"/>
-      <w:r>
-        <w:rPr>
-          <w:b/>
-          <w:bCs/>
-          <w:sz w:val="20"/>
-          <w:szCs w:val="20"/>
-        </w:rPr>
-        <w:t>\</w:t>
+        <w:t>link_eshopworld\sitesdata\</w:t>
       </w:r>
       <w:r>
         <w:rPr>
@@ -5187,6 +5132,7 @@
   <w:style w:type="character" w:default="1" w:styleId="DefaultParagraphFont">
     <w:name w:val="Default Paragraph Font"/>
     <w:uiPriority w:val="1"/>
+    <w:semiHidden/>
     <w:unhideWhenUsed/>
   </w:style>
   <w:style w:type="table" w:default="1" w:styleId="TableNormal">

--- a/link_eshopworld/Documentation/eShopWorld_Order_Appeasement_Integration.docx
+++ b/link_eshopworld/Documentation/eShopWorld_Order_Appeasement_Integration.docx
@@ -145,21 +145,14 @@
                                     <w:sz w:val="20"/>
                                     <w:szCs w:val="20"/>
                                   </w:rPr>
-                                  <w:t>: 4.</w:t>
+                                  <w:t xml:space="preserve">: </w:t>
                                 </w:r>
                                 <w:r>
                                   <w:rPr>
                                     <w:sz w:val="20"/>
                                     <w:szCs w:val="20"/>
                                   </w:rPr>
-                                  <w:t>7</w:t>
-                                </w:r>
-                                <w:r>
-                                  <w:rPr>
-                                    <w:sz w:val="20"/>
-                                    <w:szCs w:val="20"/>
-                                  </w:rPr>
-                                  <w:t>.1</w:t>
+                                  <w:t>5.0.0</w:t>
                                 </w:r>
                               </w:p>
                               <w:p>
@@ -191,14 +184,21 @@
                                     <w:sz w:val="20"/>
                                     <w:szCs w:val="20"/>
                                   </w:rPr>
-                                  <w:t>July</w:t>
+                                  <w:t>February</w:t>
                                 </w:r>
                                 <w:r>
                                   <w:rPr>
                                     <w:sz w:val="20"/>
                                     <w:szCs w:val="20"/>
                                   </w:rPr>
-                                  <w:t xml:space="preserve"> 2025</w:t>
+                                  <w:t xml:space="preserve"> 202</w:t>
+                                </w:r>
+                                <w:r>
+                                  <w:rPr>
+                                    <w:sz w:val="20"/>
+                                    <w:szCs w:val="20"/>
+                                  </w:rPr>
+                                  <w:t>6</w:t>
                                 </w:r>
                               </w:p>
                               <w:p>
@@ -220,7 +220,7 @@
                                   <w:rPr>
                                     <w:rStyle w:val="span"/>
                                   </w:rPr>
-                                  <w:t>5</w:t>
+                                  <w:t>6</w:t>
                                 </w:r>
                                 <w:r>
                                   <w:rPr>
@@ -287,21 +287,14 @@
                               <w:sz w:val="20"/>
                               <w:szCs w:val="20"/>
                             </w:rPr>
-                            <w:t>: 4.</w:t>
+                            <w:t xml:space="preserve">: </w:t>
                           </w:r>
                           <w:r>
                             <w:rPr>
                               <w:sz w:val="20"/>
                               <w:szCs w:val="20"/>
                             </w:rPr>
-                            <w:t>7</w:t>
-                          </w:r>
-                          <w:r>
-                            <w:rPr>
-                              <w:sz w:val="20"/>
-                              <w:szCs w:val="20"/>
-                            </w:rPr>
-                            <w:t>.1</w:t>
+                            <w:t>5.0.0</w:t>
                           </w:r>
                         </w:p>
                         <w:p>
@@ -333,14 +326,21 @@
                               <w:sz w:val="20"/>
                               <w:szCs w:val="20"/>
                             </w:rPr>
-                            <w:t>July</w:t>
+                            <w:t>February</w:t>
                           </w:r>
                           <w:r>
                             <w:rPr>
                               <w:sz w:val="20"/>
                               <w:szCs w:val="20"/>
                             </w:rPr>
-                            <w:t xml:space="preserve"> 2025</w:t>
+                            <w:t xml:space="preserve"> 202</w:t>
+                          </w:r>
+                          <w:r>
+                            <w:rPr>
+                              <w:sz w:val="20"/>
+                              <w:szCs w:val="20"/>
+                            </w:rPr>
+                            <w:t>6</w:t>
                           </w:r>
                         </w:p>
                         <w:p>
@@ -362,7 +362,7 @@
                             <w:rPr>
                               <w:rStyle w:val="span"/>
                             </w:rPr>
-                            <w:t>5</w:t>
+                            <w:t>6</w:t>
                           </w:r>
                           <w:r>
                             <w:rPr>
@@ -1013,6 +1013,11 @@
             <w:rPr>
               <w:rFonts w:cstheme="minorBidi"/>
               <w:noProof/>
+              <w:kern w:val="2"/>
+              <w:sz w:val="24"/>
+              <w:szCs w:val="24"/>
+              <w:lang w:val="en-PK" w:eastAsia="en-PK"/>
+              <w14:ligatures w14:val="standardContextual"/>
             </w:rPr>
           </w:pPr>
           <w:r>
@@ -1039,7 +1044,7 @@
             </w:rPr>
             <w:fldChar w:fldCharType="separate"/>
           </w:r>
-          <w:hyperlink w:anchor="_Toc125999546" w:history="1">
+          <w:hyperlink w:anchor="_Toc212450851" w:history="1">
             <w:r>
               <w:rPr>
                 <w:rStyle w:val="Hyperlink"/>
@@ -1054,6 +1059,11 @@
               <w:rPr>
                 <w:rFonts w:cstheme="minorBidi"/>
                 <w:noProof/>
+                <w:kern w:val="2"/>
+                <w:sz w:val="24"/>
+                <w:szCs w:val="24"/>
+                <w:lang w:val="en-PK" w:eastAsia="en-PK"/>
+                <w14:ligatures w14:val="standardContextual"/>
               </w:rPr>
               <w:tab/>
             </w:r>
@@ -1086,7 +1096,7 @@
                 <w:noProof/>
                 <w:webHidden/>
               </w:rPr>
-              <w:instrText xml:space="preserve"> PAGEREF _Toc125999546 \h </w:instrText>
+              <w:instrText xml:space="preserve"> PAGEREF _Toc212450851 \h </w:instrText>
             </w:r>
             <w:r>
               <w:rPr>
@@ -1106,7 +1116,7 @@
                 <w:noProof/>
                 <w:webHidden/>
               </w:rPr>
-              <w:t>3</w:t>
+              <w:t>2</w:t>
             </w:r>
             <w:r>
               <w:rPr>
@@ -1121,18 +1131,20 @@
           <w:pPr>
             <w:pStyle w:val="TOC2"/>
             <w:tabs>
-              <w:tab w:val="left" w:pos="880"/>
+              <w:tab w:val="left" w:pos="720"/>
               <w:tab w:val="right" w:leader="dot" w:pos="9350"/>
             </w:tabs>
             <w:rPr>
               <w:rFonts w:asciiTheme="minorHAnsi" w:eastAsiaTheme="minorEastAsia" w:hAnsiTheme="minorHAnsi" w:cstheme="minorBidi"/>
               <w:noProof/>
-              <w:sz w:val="22"/>
-              <w:szCs w:val="22"/>
-              <w:lang w:val="en-US" w:eastAsia="en-US"/>
+              <w:kern w:val="2"/>
+              <w:sz w:val="24"/>
+              <w:szCs w:val="24"/>
+              <w:lang w:val="en-PK" w:eastAsia="en-PK"/>
+              <w14:ligatures w14:val="standardContextual"/>
             </w:rPr>
           </w:pPr>
-          <w:hyperlink w:anchor="_Toc125999547" w:history="1">
+          <w:hyperlink w:anchor="_Toc212450852" w:history="1">
             <w:r>
               <w:rPr>
                 <w:rStyle w:val="Hyperlink"/>
@@ -1145,9 +1157,11 @@
               <w:rPr>
                 <w:rFonts w:asciiTheme="minorHAnsi" w:eastAsiaTheme="minorEastAsia" w:hAnsiTheme="minorHAnsi" w:cstheme="minorBidi"/>
                 <w:noProof/>
-                <w:sz w:val="22"/>
-                <w:szCs w:val="22"/>
-                <w:lang w:val="en-US" w:eastAsia="en-US"/>
+                <w:kern w:val="2"/>
+                <w:sz w:val="24"/>
+                <w:szCs w:val="24"/>
+                <w:lang w:val="en-PK" w:eastAsia="en-PK"/>
+                <w14:ligatures w14:val="standardContextual"/>
               </w:rPr>
               <w:tab/>
             </w:r>
@@ -1157,7 +1171,7 @@
                 <w:rFonts w:ascii="Arial" w:hAnsi="Arial" w:cs="Arial"/>
                 <w:noProof/>
               </w:rPr>
-              <w:t>Benefits</w:t>
+              <w:t>Workflow to Order Appeasement (SFCC =&gt; ESW)</w:t>
             </w:r>
             <w:r>
               <w:rPr>
@@ -1178,7 +1192,7 @@
                 <w:noProof/>
                 <w:webHidden/>
               </w:rPr>
-              <w:instrText xml:space="preserve"> PAGEREF _Toc125999547 \h </w:instrText>
+              <w:instrText xml:space="preserve"> PAGEREF _Toc212450852 \h </w:instrText>
             </w:r>
             <w:r>
               <w:rPr>
@@ -1213,18 +1227,20 @@
           <w:pPr>
             <w:pStyle w:val="TOC2"/>
             <w:tabs>
-              <w:tab w:val="left" w:pos="880"/>
+              <w:tab w:val="left" w:pos="720"/>
               <w:tab w:val="right" w:leader="dot" w:pos="9350"/>
             </w:tabs>
             <w:rPr>
               <w:rFonts w:asciiTheme="minorHAnsi" w:eastAsiaTheme="minorEastAsia" w:hAnsiTheme="minorHAnsi" w:cstheme="minorBidi"/>
               <w:noProof/>
-              <w:sz w:val="22"/>
-              <w:szCs w:val="22"/>
-              <w:lang w:val="en-US" w:eastAsia="en-US"/>
+              <w:kern w:val="2"/>
+              <w:sz w:val="24"/>
+              <w:szCs w:val="24"/>
+              <w:lang w:val="en-PK" w:eastAsia="en-PK"/>
+              <w14:ligatures w14:val="standardContextual"/>
             </w:rPr>
           </w:pPr>
-          <w:hyperlink w:anchor="_Toc125999548" w:history="1">
+          <w:hyperlink w:anchor="_Toc212450853" w:history="1">
             <w:r>
               <w:rPr>
                 <w:rStyle w:val="Hyperlink"/>
@@ -1237,9 +1253,11 @@
               <w:rPr>
                 <w:rFonts w:asciiTheme="minorHAnsi" w:eastAsiaTheme="minorEastAsia" w:hAnsiTheme="minorHAnsi" w:cstheme="minorBidi"/>
                 <w:noProof/>
-                <w:sz w:val="22"/>
-                <w:szCs w:val="22"/>
-                <w:lang w:val="en-US" w:eastAsia="en-US"/>
+                <w:kern w:val="2"/>
+                <w:sz w:val="24"/>
+                <w:szCs w:val="24"/>
+                <w:lang w:val="en-PK" w:eastAsia="en-PK"/>
+                <w14:ligatures w14:val="standardContextual"/>
               </w:rPr>
               <w:tab/>
             </w:r>
@@ -1249,7 +1267,7 @@
                 <w:rFonts w:ascii="Arial" w:hAnsi="Arial" w:cs="Arial"/>
                 <w:noProof/>
               </w:rPr>
-              <w:t>Workflow to Order Appeasement (SFCC =&gt; ESW)</w:t>
+              <w:t>Workflow to Order Appeasement Sync (ESW =&gt; SFCC)</w:t>
             </w:r>
             <w:r>
               <w:rPr>
@@ -1270,99 +1288,7 @@
                 <w:noProof/>
                 <w:webHidden/>
               </w:rPr>
-              <w:instrText xml:space="preserve"> PAGEREF _Toc125999548 \h </w:instrText>
-            </w:r>
-            <w:r>
-              <w:rPr>
-                <w:noProof/>
-                <w:webHidden/>
-              </w:rPr>
-            </w:r>
-            <w:r>
-              <w:rPr>
-                <w:noProof/>
-                <w:webHidden/>
-              </w:rPr>
-              <w:fldChar w:fldCharType="separate"/>
-            </w:r>
-            <w:r>
-              <w:rPr>
-                <w:noProof/>
-                <w:webHidden/>
-              </w:rPr>
-              <w:t>3</w:t>
-            </w:r>
-            <w:r>
-              <w:rPr>
-                <w:noProof/>
-                <w:webHidden/>
-              </w:rPr>
-              <w:fldChar w:fldCharType="end"/>
-            </w:r>
-          </w:hyperlink>
-        </w:p>
-        <w:p>
-          <w:pPr>
-            <w:pStyle w:val="TOC2"/>
-            <w:tabs>
-              <w:tab w:val="left" w:pos="880"/>
-              <w:tab w:val="right" w:leader="dot" w:pos="9350"/>
-            </w:tabs>
-            <w:rPr>
-              <w:rFonts w:asciiTheme="minorHAnsi" w:eastAsiaTheme="minorEastAsia" w:hAnsiTheme="minorHAnsi" w:cstheme="minorBidi"/>
-              <w:noProof/>
-              <w:sz w:val="22"/>
-              <w:szCs w:val="22"/>
-              <w:lang w:val="en-US" w:eastAsia="en-US"/>
-            </w:rPr>
-          </w:pPr>
-          <w:hyperlink w:anchor="_Toc125999549" w:history="1">
-            <w:r>
-              <w:rPr>
-                <w:rStyle w:val="Hyperlink"/>
-                <w:rFonts w:ascii="Arial" w:hAnsi="Arial" w:cs="Arial"/>
-                <w:noProof/>
-              </w:rPr>
-              <w:t>1.3</w:t>
-            </w:r>
-            <w:r>
-              <w:rPr>
-                <w:rFonts w:asciiTheme="minorHAnsi" w:eastAsiaTheme="minorEastAsia" w:hAnsiTheme="minorHAnsi" w:cstheme="minorBidi"/>
-                <w:noProof/>
-                <w:sz w:val="22"/>
-                <w:szCs w:val="22"/>
-                <w:lang w:val="en-US" w:eastAsia="en-US"/>
-              </w:rPr>
-              <w:tab/>
-            </w:r>
-            <w:r>
-              <w:rPr>
-                <w:rStyle w:val="Hyperlink"/>
-                <w:rFonts w:ascii="Arial" w:hAnsi="Arial" w:cs="Arial"/>
-                <w:noProof/>
-              </w:rPr>
-              <w:t>Workflow to Order Appeasement Sync (ESW =&gt; SFCC)</w:t>
-            </w:r>
-            <w:r>
-              <w:rPr>
-                <w:noProof/>
-                <w:webHidden/>
-              </w:rPr>
-              <w:tab/>
-            </w:r>
-            <w:r>
-              <w:rPr>
-                <w:noProof/>
-                <w:webHidden/>
-              </w:rPr>
-              <w:fldChar w:fldCharType="begin"/>
-            </w:r>
-            <w:r>
-              <w:rPr>
-                <w:noProof/>
-                <w:webHidden/>
-              </w:rPr>
-              <w:instrText xml:space="preserve"> PAGEREF _Toc125999549 \h </w:instrText>
+              <w:instrText xml:space="preserve"> PAGEREF _Toc212450853 \h </w:instrText>
             </w:r>
             <w:r>
               <w:rPr>
@@ -1397,33 +1323,37 @@
           <w:pPr>
             <w:pStyle w:val="TOC3"/>
             <w:tabs>
-              <w:tab w:val="left" w:pos="1100"/>
+              <w:tab w:val="left" w:pos="1200"/>
               <w:tab w:val="right" w:leader="dot" w:pos="9350"/>
             </w:tabs>
             <w:rPr>
               <w:rFonts w:asciiTheme="minorHAnsi" w:eastAsiaTheme="minorEastAsia" w:hAnsiTheme="minorHAnsi" w:cstheme="minorBidi"/>
               <w:noProof/>
-              <w:sz w:val="22"/>
-              <w:szCs w:val="22"/>
-              <w:lang w:val="en-US" w:eastAsia="en-US"/>
+              <w:kern w:val="2"/>
+              <w:sz w:val="24"/>
+              <w:szCs w:val="24"/>
+              <w:lang w:val="en-PK" w:eastAsia="en-PK"/>
+              <w14:ligatures w14:val="standardContextual"/>
             </w:rPr>
           </w:pPr>
-          <w:hyperlink w:anchor="_Toc125999550" w:history="1">
+          <w:hyperlink w:anchor="_Toc212450854" w:history="1">
             <w:r>
               <w:rPr>
                 <w:rStyle w:val="Hyperlink"/>
                 <w:rFonts w:ascii="Arial" w:hAnsi="Arial" w:cs="Arial"/>
                 <w:noProof/>
               </w:rPr>
-              <w:t>1.3.1</w:t>
+              <w:t>1.2.1</w:t>
             </w:r>
             <w:r>
               <w:rPr>
                 <w:rFonts w:asciiTheme="minorHAnsi" w:eastAsiaTheme="minorEastAsia" w:hAnsiTheme="minorHAnsi" w:cstheme="minorBidi"/>
                 <w:noProof/>
-                <w:sz w:val="22"/>
-                <w:szCs w:val="22"/>
-                <w:lang w:val="en-US" w:eastAsia="en-US"/>
+                <w:kern w:val="2"/>
+                <w:sz w:val="24"/>
+                <w:szCs w:val="24"/>
+                <w:lang w:val="en-PK" w:eastAsia="en-PK"/>
+                <w14:ligatures w14:val="standardContextual"/>
               </w:rPr>
               <w:tab/>
             </w:r>
@@ -1454,7 +1384,7 @@
                 <w:noProof/>
                 <w:webHidden/>
               </w:rPr>
-              <w:instrText xml:space="preserve"> PAGEREF _Toc125999550 \h </w:instrText>
+              <w:instrText xml:space="preserve"> PAGEREF _Toc212450854 \h </w:instrText>
             </w:r>
             <w:r>
               <w:rPr>
@@ -1474,7 +1404,7 @@
                 <w:noProof/>
                 <w:webHidden/>
               </w:rPr>
-              <w:t>4</w:t>
+              <w:t>3</w:t>
             </w:r>
             <w:r>
               <w:rPr>
@@ -1489,33 +1419,37 @@
           <w:pPr>
             <w:pStyle w:val="TOC3"/>
             <w:tabs>
-              <w:tab w:val="left" w:pos="1100"/>
+              <w:tab w:val="left" w:pos="1200"/>
               <w:tab w:val="right" w:leader="dot" w:pos="9350"/>
             </w:tabs>
             <w:rPr>
               <w:rFonts w:asciiTheme="minorHAnsi" w:eastAsiaTheme="minorEastAsia" w:hAnsiTheme="minorHAnsi" w:cstheme="minorBidi"/>
               <w:noProof/>
-              <w:sz w:val="22"/>
-              <w:szCs w:val="22"/>
-              <w:lang w:val="en-US" w:eastAsia="en-US"/>
+              <w:kern w:val="2"/>
+              <w:sz w:val="24"/>
+              <w:szCs w:val="24"/>
+              <w:lang w:val="en-PK" w:eastAsia="en-PK"/>
+              <w14:ligatures w14:val="standardContextual"/>
             </w:rPr>
           </w:pPr>
-          <w:hyperlink w:anchor="_Toc125999551" w:history="1">
+          <w:hyperlink w:anchor="_Toc212450855" w:history="1">
             <w:r>
               <w:rPr>
                 <w:rStyle w:val="Hyperlink"/>
                 <w:rFonts w:ascii="Arial" w:hAnsi="Arial" w:cs="Arial"/>
                 <w:noProof/>
               </w:rPr>
-              <w:t>1.3.2</w:t>
+              <w:t>1.2.2</w:t>
             </w:r>
             <w:r>
               <w:rPr>
                 <w:rFonts w:asciiTheme="minorHAnsi" w:eastAsiaTheme="minorEastAsia" w:hAnsiTheme="minorHAnsi" w:cstheme="minorBidi"/>
                 <w:noProof/>
-                <w:sz w:val="22"/>
-                <w:szCs w:val="22"/>
-                <w:lang w:val="en-US" w:eastAsia="en-US"/>
+                <w:kern w:val="2"/>
+                <w:sz w:val="24"/>
+                <w:szCs w:val="24"/>
+                <w:lang w:val="en-PK" w:eastAsia="en-PK"/>
+                <w14:ligatures w14:val="standardContextual"/>
               </w:rPr>
               <w:tab/>
             </w:r>
@@ -1546,7 +1480,7 @@
                 <w:noProof/>
                 <w:webHidden/>
               </w:rPr>
-              <w:instrText xml:space="preserve"> PAGEREF _Toc125999551 \h </w:instrText>
+              <w:instrText xml:space="preserve"> PAGEREF _Toc212450855 \h </w:instrText>
             </w:r>
             <w:r>
               <w:rPr>
@@ -1587,9 +1521,14 @@
             <w:rPr>
               <w:rFonts w:cstheme="minorBidi"/>
               <w:noProof/>
+              <w:kern w:val="2"/>
+              <w:sz w:val="24"/>
+              <w:szCs w:val="24"/>
+              <w:lang w:val="en-PK" w:eastAsia="en-PK"/>
+              <w14:ligatures w14:val="standardContextual"/>
             </w:rPr>
           </w:pPr>
-          <w:hyperlink w:anchor="_Toc125999552" w:history="1">
+          <w:hyperlink w:anchor="_Toc212450856" w:history="1">
             <w:r>
               <w:rPr>
                 <w:rStyle w:val="Hyperlink"/>
@@ -1604,6 +1543,11 @@
               <w:rPr>
                 <w:rFonts w:cstheme="minorBidi"/>
                 <w:noProof/>
+                <w:kern w:val="2"/>
+                <w:sz w:val="24"/>
+                <w:szCs w:val="24"/>
+                <w:lang w:val="en-PK" w:eastAsia="en-PK"/>
+                <w14:ligatures w14:val="standardContextual"/>
               </w:rPr>
               <w:tab/>
             </w:r>
@@ -1636,7 +1580,7 @@
                 <w:noProof/>
                 <w:webHidden/>
               </w:rPr>
-              <w:instrText xml:space="preserve"> PAGEREF _Toc125999552 \h </w:instrText>
+              <w:instrText xml:space="preserve"> PAGEREF _Toc212450856 \h </w:instrText>
             </w:r>
             <w:r>
               <w:rPr>
@@ -1656,7 +1600,7 @@
                 <w:noProof/>
                 <w:webHidden/>
               </w:rPr>
-              <w:t>5</w:t>
+              <w:t>4</w:t>
             </w:r>
             <w:r>
               <w:rPr>
@@ -1671,18 +1615,20 @@
           <w:pPr>
             <w:pStyle w:val="TOC2"/>
             <w:tabs>
-              <w:tab w:val="left" w:pos="880"/>
+              <w:tab w:val="left" w:pos="720"/>
               <w:tab w:val="right" w:leader="dot" w:pos="9350"/>
             </w:tabs>
             <w:rPr>
               <w:rFonts w:asciiTheme="minorHAnsi" w:eastAsiaTheme="minorEastAsia" w:hAnsiTheme="minorHAnsi" w:cstheme="minorBidi"/>
               <w:noProof/>
-              <w:sz w:val="22"/>
-              <w:szCs w:val="22"/>
-              <w:lang w:val="en-US" w:eastAsia="en-US"/>
+              <w:kern w:val="2"/>
+              <w:sz w:val="24"/>
+              <w:szCs w:val="24"/>
+              <w:lang w:val="en-PK" w:eastAsia="en-PK"/>
+              <w14:ligatures w14:val="standardContextual"/>
             </w:rPr>
           </w:pPr>
-          <w:hyperlink w:anchor="_Toc125999553" w:history="1">
+          <w:hyperlink w:anchor="_Toc212450857" w:history="1">
             <w:r>
               <w:rPr>
                 <w:rStyle w:val="Hyperlink"/>
@@ -1695,9 +1641,11 @@
               <w:rPr>
                 <w:rFonts w:asciiTheme="minorHAnsi" w:eastAsiaTheme="minorEastAsia" w:hAnsiTheme="minorHAnsi" w:cstheme="minorBidi"/>
                 <w:noProof/>
-                <w:sz w:val="22"/>
-                <w:szCs w:val="22"/>
-                <w:lang w:val="en-US" w:eastAsia="en-US"/>
+                <w:kern w:val="2"/>
+                <w:sz w:val="24"/>
+                <w:szCs w:val="24"/>
+                <w:lang w:val="en-PK" w:eastAsia="en-PK"/>
+                <w14:ligatures w14:val="standardContextual"/>
               </w:rPr>
               <w:tab/>
             </w:r>
@@ -1728,7 +1676,7 @@
                 <w:noProof/>
                 <w:webHidden/>
               </w:rPr>
-              <w:instrText xml:space="preserve"> PAGEREF _Toc125999553 \h </w:instrText>
+              <w:instrText xml:space="preserve"> PAGEREF _Toc212450857 \h </w:instrText>
             </w:r>
             <w:r>
               <w:rPr>
@@ -1748,7 +1696,7 @@
                 <w:noProof/>
                 <w:webHidden/>
               </w:rPr>
-              <w:t>5</w:t>
+              <w:t>4</w:t>
             </w:r>
             <w:r>
               <w:rPr>
@@ -2091,7 +2039,7 @@
         </w:rPr>
       </w:pPr>
       <w:bookmarkStart w:id="0" w:name="_Toc72250859"/>
-      <w:bookmarkStart w:id="1" w:name="_Toc125999546"/>
+      <w:bookmarkStart w:id="1" w:name="_Toc212450851"/>
       <w:r>
         <w:rPr>
           <w:rFonts w:ascii="Arial" w:hAnsi="Arial" w:cs="Arial"/>
@@ -2100,7 +2048,6 @@
           <w:sz w:val="28"/>
           <w:szCs w:val="28"/>
         </w:rPr>
-        <w:lastRenderedPageBreak/>
         <w:t xml:space="preserve">Order </w:t>
       </w:r>
       <w:r>
@@ -2128,132 +2075,6 @@
     </w:p>
     <w:p>
       <w:pPr>
-        <w:pStyle w:val="Heading1"/>
-        <w:numPr>
-          <w:ilvl w:val="0"/>
-          <w:numId w:val="0"/>
-        </w:numPr>
-        <w:ind w:left="432"/>
-        <w:jc w:val="both"/>
-        <w:rPr>
-          <w:rFonts w:ascii="Arial" w:hAnsi="Arial" w:cs="Arial"/>
-        </w:rPr>
-      </w:pPr>
-      <w:r>
-        <w:rPr>
-          <w:rFonts w:ascii="Arial" w:hAnsi="Arial" w:cs="Arial"/>
-        </w:rPr>
-        <w:t xml:space="preserve">Previously, </w:t>
-      </w:r>
-      <w:r>
-        <w:rPr>
-          <w:rFonts w:ascii="Arial" w:hAnsi="Arial" w:cs="Arial"/>
-        </w:rPr>
-        <w:t xml:space="preserve">retailers </w:t>
-      </w:r>
-      <w:r>
-        <w:rPr>
-          <w:rFonts w:ascii="Arial" w:hAnsi="Arial" w:cs="Arial"/>
-        </w:rPr>
-        <w:t>had</w:t>
-      </w:r>
-      <w:r>
-        <w:rPr>
-          <w:rFonts w:ascii="Arial" w:hAnsi="Arial" w:cs="Arial"/>
-        </w:rPr>
-        <w:t xml:space="preserve"> to directly integrate their OMS/WMS/financial systems with ESW for appeasement information/details as SFCC doesn’t support ESW Appeasement API.</w:t>
-      </w:r>
-    </w:p>
-    <w:p>
-      <w:pPr>
-        <w:pStyle w:val="Heading1"/>
-        <w:numPr>
-          <w:ilvl w:val="0"/>
-          <w:numId w:val="0"/>
-        </w:numPr>
-        <w:ind w:left="432"/>
-        <w:jc w:val="both"/>
-        <w:rPr>
-          <w:rFonts w:ascii="Arial" w:hAnsi="Arial" w:cs="Arial"/>
-        </w:rPr>
-      </w:pPr>
-      <w:r>
-        <w:rPr>
-          <w:rFonts w:ascii="Arial" w:hAnsi="Arial" w:cs="Arial"/>
-        </w:rPr>
-        <w:br/>
-      </w:r>
-      <w:r>
-        <w:rPr>
-          <w:rFonts w:ascii="Arial" w:hAnsi="Arial" w:cs="Arial"/>
-        </w:rPr>
-        <w:t>The following</w:t>
-      </w:r>
-      <w:r>
-        <w:rPr>
-          <w:rFonts w:ascii="Arial" w:hAnsi="Arial" w:cs="Arial"/>
-        </w:rPr>
-        <w:t xml:space="preserve"> issues will be resolved:</w:t>
-      </w:r>
-    </w:p>
-    <w:p>
-      <w:pPr>
-        <w:pStyle w:val="p"/>
-        <w:numPr>
-          <w:ilvl w:val="0"/>
-          <w:numId w:val="10"/>
-        </w:numPr>
-        <w:jc w:val="both"/>
-        <w:rPr>
-          <w:sz w:val="20"/>
-          <w:szCs w:val="20"/>
-        </w:rPr>
-      </w:pPr>
-      <w:r>
-        <w:rPr>
-          <w:sz w:val="20"/>
-          <w:szCs w:val="20"/>
-        </w:rPr>
-        <w:t xml:space="preserve">Increase the integration effort </w:t>
-      </w:r>
-      <w:r>
-        <w:rPr>
-          <w:sz w:val="20"/>
-          <w:szCs w:val="20"/>
-        </w:rPr>
-        <w:t>the retailers need</w:t>
-      </w:r>
-      <w:r>
-        <w:rPr>
-          <w:sz w:val="20"/>
-          <w:szCs w:val="20"/>
-        </w:rPr>
-        <w:t xml:space="preserve"> to integrate their OMS/WMS/financial systems with ESW.</w:t>
-      </w:r>
-    </w:p>
-    <w:p>
-      <w:pPr>
-        <w:pStyle w:val="p"/>
-        <w:numPr>
-          <w:ilvl w:val="0"/>
-          <w:numId w:val="10"/>
-        </w:numPr>
-        <w:jc w:val="both"/>
-        <w:rPr>
-          <w:sz w:val="20"/>
-          <w:szCs w:val="20"/>
-        </w:rPr>
-      </w:pPr>
-      <w:r>
-        <w:rPr>
-          <w:sz w:val="20"/>
-          <w:szCs w:val="20"/>
-        </w:rPr>
-        <w:t>Retailers are not able to extend their integration with SFCC to access the appeasement information.</w:t>
-      </w:r>
-    </w:p>
-    <w:p>
-      <w:pPr>
         <w:pStyle w:val="11U"/>
         <w:jc w:val="both"/>
         <w:rPr>
@@ -2262,24 +2083,77 @@
           <w:szCs w:val="28"/>
         </w:rPr>
       </w:pPr>
-      <w:bookmarkStart w:id="2" w:name="_Toc125999547"/>
+      <w:bookmarkStart w:id="2" w:name="_Toc212450852"/>
       <w:r>
         <w:rPr>
           <w:rFonts w:ascii="Arial" w:hAnsi="Arial" w:cs="Arial"/>
           <w:sz w:val="28"/>
           <w:szCs w:val="28"/>
         </w:rPr>
-        <w:t>Benefits</w:t>
+        <w:lastRenderedPageBreak/>
+        <w:t>Workflow to</w:t>
+      </w:r>
+      <w:r>
+        <w:rPr>
+          <w:rFonts w:ascii="Arial" w:hAnsi="Arial" w:cs="Arial"/>
+          <w:sz w:val="28"/>
+          <w:szCs w:val="28"/>
+        </w:rPr>
+        <w:t xml:space="preserve"> Order </w:t>
+      </w:r>
+      <w:r>
+        <w:rPr>
+          <w:rFonts w:ascii="Arial" w:hAnsi="Arial" w:cs="Arial"/>
+          <w:sz w:val="28"/>
+          <w:szCs w:val="28"/>
+        </w:rPr>
+        <w:t>Appeasement</w:t>
+      </w:r>
+      <w:r>
+        <w:rPr>
+          <w:rFonts w:ascii="Arial" w:hAnsi="Arial" w:cs="Arial"/>
+          <w:sz w:val="28"/>
+          <w:szCs w:val="28"/>
+        </w:rPr>
+        <w:t xml:space="preserve"> (</w:t>
+      </w:r>
+      <w:r>
+        <w:rPr>
+          <w:rFonts w:ascii="Arial" w:hAnsi="Arial" w:cs="Arial"/>
+          <w:sz w:val="28"/>
+          <w:szCs w:val="28"/>
+        </w:rPr>
+        <w:t>SFCC</w:t>
+      </w:r>
+      <w:r>
+        <w:rPr>
+          <w:rFonts w:ascii="Arial" w:hAnsi="Arial" w:cs="Arial"/>
+          <w:sz w:val="28"/>
+          <w:szCs w:val="28"/>
+        </w:rPr>
+        <w:t xml:space="preserve"> =&gt; </w:t>
+      </w:r>
+      <w:r>
+        <w:rPr>
+          <w:rFonts w:ascii="Arial" w:hAnsi="Arial" w:cs="Arial"/>
+          <w:sz w:val="28"/>
+          <w:szCs w:val="28"/>
+        </w:rPr>
+        <w:t>ESW</w:t>
+      </w:r>
+      <w:r>
+        <w:rPr>
+          <w:rFonts w:ascii="Arial" w:hAnsi="Arial" w:cs="Arial"/>
+          <w:sz w:val="28"/>
+          <w:szCs w:val="28"/>
+        </w:rPr>
+        <w:t>)</w:t>
       </w:r>
       <w:bookmarkEnd w:id="2"/>
     </w:p>
     <w:p>
       <w:pPr>
         <w:pStyle w:val="p"/>
-        <w:numPr>
-          <w:ilvl w:val="0"/>
-          <w:numId w:val="10"/>
-        </w:numPr>
         <w:jc w:val="both"/>
         <w:rPr>
           <w:sz w:val="20"/>
@@ -2291,74 +2165,11 @@
           <w:sz w:val="20"/>
           <w:szCs w:val="20"/>
         </w:rPr>
-        <w:t>Appeasement integration with SFCC will allow the retailer to access the appeasement information directly through SFCC and send them to their respective OMS/WMS/financial systems.</w:t>
+        <w:t>This flow is not available in the feature. A retailer can create appeasement only from the ESW panel.</w:t>
       </w:r>
     </w:p>
     <w:p>
       <w:pPr>
-        <w:pStyle w:val="p"/>
-        <w:numPr>
-          <w:ilvl w:val="0"/>
-          <w:numId w:val="10"/>
-        </w:numPr>
-        <w:jc w:val="both"/>
-        <w:rPr>
-          <w:sz w:val="20"/>
-          <w:szCs w:val="20"/>
-        </w:rPr>
-      </w:pPr>
-      <w:r>
-        <w:rPr>
-          <w:sz w:val="20"/>
-          <w:szCs w:val="20"/>
-        </w:rPr>
-        <w:t>Retailers will be able to sync them to their ERP/finance with critical financial data retailer and shopper currencies.</w:t>
-      </w:r>
-    </w:p>
-    <w:p>
-      <w:pPr>
-        <w:pStyle w:val="p"/>
-        <w:numPr>
-          <w:ilvl w:val="0"/>
-          <w:numId w:val="10"/>
-        </w:numPr>
-        <w:jc w:val="both"/>
-        <w:rPr>
-          <w:sz w:val="20"/>
-          <w:szCs w:val="20"/>
-        </w:rPr>
-      </w:pPr>
-      <w:r>
-        <w:rPr>
-          <w:sz w:val="20"/>
-          <w:szCs w:val="20"/>
-        </w:rPr>
-        <w:t>Retailer will be able to see the correct breakdown of tax/duty information</w:t>
-      </w:r>
-    </w:p>
-    <w:p>
-      <w:pPr>
-        <w:pStyle w:val="p"/>
-        <w:numPr>
-          <w:ilvl w:val="0"/>
-          <w:numId w:val="10"/>
-        </w:numPr>
-        <w:jc w:val="both"/>
-        <w:rPr>
-          <w:sz w:val="20"/>
-          <w:szCs w:val="20"/>
-        </w:rPr>
-      </w:pPr>
-      <w:r>
-        <w:rPr>
-          <w:sz w:val="20"/>
-          <w:szCs w:val="20"/>
-        </w:rPr>
-        <w:t>Reduces integration effort</w:t>
-      </w:r>
-    </w:p>
-    <w:p>
-      <w:pPr>
         <w:pStyle w:val="11U"/>
         <w:jc w:val="both"/>
         <w:rPr>
@@ -2367,7 +2178,7 @@
           <w:szCs w:val="28"/>
         </w:rPr>
       </w:pPr>
-      <w:bookmarkStart w:id="3" w:name="_Toc125999548"/>
+      <w:bookmarkStart w:id="3" w:name="_Toc212450853"/>
       <w:r>
         <w:rPr>
           <w:rFonts w:ascii="Arial" w:hAnsi="Arial" w:cs="Arial"/>
@@ -2390,7 +2201,7 @@
           <w:sz w:val="28"/>
           <w:szCs w:val="28"/>
         </w:rPr>
-        <w:t>Appeasement</w:t>
+        <w:t>Appeasement Sync</w:t>
       </w:r>
       <w:r>
         <w:rPr>
@@ -2406,7 +2217,7 @@
           <w:sz w:val="28"/>
           <w:szCs w:val="28"/>
         </w:rPr>
-        <w:t>SFCC</w:t>
+        <w:t>ESW</w:t>
       </w:r>
       <w:r>
         <w:rPr>
@@ -2422,7 +2233,7 @@
           <w:sz w:val="28"/>
           <w:szCs w:val="28"/>
         </w:rPr>
-        <w:t>ESW</w:t>
+        <w:t>SFCC</w:t>
       </w:r>
       <w:r>
         <w:rPr>
@@ -2448,213 +2259,118 @@
           <w:sz w:val="20"/>
           <w:szCs w:val="20"/>
         </w:rPr>
-        <w:t>This flow is not available in the feature. A retailer can create appeasement only from the ESW panel.</w:t>
+        <w:t>If the order is appeased in ESW CSP. SFCC webhook endpoint will be called from CSP (EShopWorld-ProcessWebHook</w:t>
+      </w:r>
+      <w:r>
+        <w:rPr>
+          <w:sz w:val="20"/>
+          <w:szCs w:val="20"/>
+        </w:rPr>
+        <w:t>s</w:t>
+      </w:r>
+      <w:r>
+        <w:rPr>
+          <w:sz w:val="20"/>
+          <w:szCs w:val="20"/>
+        </w:rPr>
+        <w:t>) that will update appeasement custom attributes on specified order</w:t>
+      </w:r>
+      <w:r>
+        <w:rPr>
+          <w:sz w:val="20"/>
+          <w:szCs w:val="20"/>
+        </w:rPr>
+        <w:t xml:space="preserve"> in request</w:t>
+      </w:r>
+      <w:r>
+        <w:rPr>
+          <w:sz w:val="20"/>
+          <w:szCs w:val="20"/>
+        </w:rPr>
+        <w:t xml:space="preserve"> </w:t>
+      </w:r>
+      <w:r>
+        <w:rPr>
+          <w:sz w:val="20"/>
+          <w:szCs w:val="20"/>
+        </w:rPr>
+        <w:t xml:space="preserve">and </w:t>
+      </w:r>
+      <w:r>
+        <w:rPr>
+          <w:sz w:val="20"/>
+          <w:szCs w:val="20"/>
+        </w:rPr>
+        <w:t xml:space="preserve">mark the order as an appeased by changing the value for flag </w:t>
+      </w:r>
+      <w:r>
+        <w:rPr>
+          <w:b/>
+          <w:bCs/>
+          <w:sz w:val="20"/>
+          <w:szCs w:val="20"/>
+        </w:rPr>
+        <w:t xml:space="preserve">Is ESW </w:t>
+      </w:r>
+      <w:r>
+        <w:rPr>
+          <w:b/>
+          <w:bCs/>
+          <w:sz w:val="20"/>
+          <w:szCs w:val="20"/>
+        </w:rPr>
+        <w:t>Appeased</w:t>
+      </w:r>
+      <w:r>
+        <w:rPr>
+          <w:b/>
+          <w:bCs/>
+          <w:sz w:val="20"/>
+          <w:szCs w:val="20"/>
+        </w:rPr>
+        <w:t xml:space="preserve"> </w:t>
+      </w:r>
+      <w:r>
+        <w:rPr>
+          <w:b/>
+          <w:bCs/>
+          <w:sz w:val="20"/>
+          <w:szCs w:val="20"/>
+        </w:rPr>
+        <w:t>Order</w:t>
+      </w:r>
+      <w:r>
+        <w:rPr>
+          <w:b/>
+          <w:bCs/>
+          <w:sz w:val="20"/>
+          <w:szCs w:val="20"/>
+        </w:rPr>
+        <w:t>?</w:t>
+      </w:r>
+      <w:r>
+        <w:rPr>
+          <w:sz w:val="20"/>
+          <w:szCs w:val="20"/>
+        </w:rPr>
+        <w:t xml:space="preserve"> to true.</w:t>
       </w:r>
     </w:p>
     <w:p>
       <w:pPr>
-        <w:pStyle w:val="11U"/>
-        <w:jc w:val="both"/>
-        <w:rPr>
-          <w:rFonts w:ascii="Arial" w:hAnsi="Arial" w:cs="Arial"/>
-          <w:sz w:val="28"/>
-          <w:szCs w:val="28"/>
-        </w:rPr>
-      </w:pPr>
-      <w:bookmarkStart w:id="4" w:name="_Toc125999549"/>
-      <w:r>
-        <w:rPr>
-          <w:rFonts w:ascii="Arial" w:hAnsi="Arial" w:cs="Arial"/>
-          <w:sz w:val="28"/>
-          <w:szCs w:val="28"/>
-        </w:rPr>
-        <w:t>Workflow to</w:t>
-      </w:r>
-      <w:r>
-        <w:rPr>
-          <w:rFonts w:ascii="Arial" w:hAnsi="Arial" w:cs="Arial"/>
-          <w:sz w:val="28"/>
-          <w:szCs w:val="28"/>
-        </w:rPr>
-        <w:t xml:space="preserve"> Order </w:t>
-      </w:r>
-      <w:r>
-        <w:rPr>
-          <w:rFonts w:ascii="Arial" w:hAnsi="Arial" w:cs="Arial"/>
-          <w:sz w:val="28"/>
-          <w:szCs w:val="28"/>
-        </w:rPr>
-        <w:t>Appeasement Sync</w:t>
-      </w:r>
-      <w:r>
-        <w:rPr>
-          <w:rFonts w:ascii="Arial" w:hAnsi="Arial" w:cs="Arial"/>
-          <w:sz w:val="28"/>
-          <w:szCs w:val="28"/>
-        </w:rPr>
-        <w:t xml:space="preserve"> (</w:t>
-      </w:r>
-      <w:r>
-        <w:rPr>
-          <w:rFonts w:ascii="Arial" w:hAnsi="Arial" w:cs="Arial"/>
-          <w:sz w:val="28"/>
-          <w:szCs w:val="28"/>
-        </w:rPr>
-        <w:t>ESW</w:t>
-      </w:r>
-      <w:r>
-        <w:rPr>
-          <w:rFonts w:ascii="Arial" w:hAnsi="Arial" w:cs="Arial"/>
-          <w:sz w:val="28"/>
-          <w:szCs w:val="28"/>
-        </w:rPr>
-        <w:t xml:space="preserve"> =&gt; </w:t>
-      </w:r>
-      <w:r>
-        <w:rPr>
-          <w:rFonts w:ascii="Arial" w:hAnsi="Arial" w:cs="Arial"/>
-          <w:sz w:val="28"/>
-          <w:szCs w:val="28"/>
-        </w:rPr>
-        <w:t>SFCC</w:t>
-      </w:r>
-      <w:r>
-        <w:rPr>
-          <w:rFonts w:ascii="Arial" w:hAnsi="Arial" w:cs="Arial"/>
-          <w:sz w:val="28"/>
-          <w:szCs w:val="28"/>
-        </w:rPr>
-        <w:t>)</w:t>
-      </w:r>
-      <w:bookmarkEnd w:id="4"/>
-    </w:p>
-    <w:p>
-      <w:pPr>
         <w:pStyle w:val="p"/>
         <w:jc w:val="both"/>
         <w:rPr>
-          <w:sz w:val="20"/>
-          <w:szCs w:val="20"/>
-        </w:rPr>
-      </w:pPr>
-      <w:r>
-        <w:rPr>
-          <w:sz w:val="20"/>
-          <w:szCs w:val="20"/>
-        </w:rPr>
-        <w:t>If the order is appeased in ESW CSP. SFCC webhook endpoint will be called from CSP (EShopWorld-ProcessWebHook</w:t>
-      </w:r>
-      <w:r>
-        <w:rPr>
-          <w:sz w:val="20"/>
-          <w:szCs w:val="20"/>
-        </w:rPr>
-        <w:t>s</w:t>
-      </w:r>
-      <w:r>
-        <w:rPr>
-          <w:sz w:val="20"/>
-          <w:szCs w:val="20"/>
-        </w:rPr>
-        <w:t>) that will update appeasement custom attributes on specified order</w:t>
-      </w:r>
-      <w:r>
-        <w:rPr>
-          <w:sz w:val="20"/>
-          <w:szCs w:val="20"/>
-        </w:rPr>
-        <w:t xml:space="preserve"> in request</w:t>
-      </w:r>
-      <w:r>
-        <w:rPr>
-          <w:sz w:val="20"/>
-          <w:szCs w:val="20"/>
-        </w:rPr>
-        <w:t xml:space="preserve"> </w:t>
-      </w:r>
-      <w:r>
-        <w:rPr>
-          <w:sz w:val="20"/>
-          <w:szCs w:val="20"/>
-        </w:rPr>
-        <w:t xml:space="preserve">and </w:t>
-      </w:r>
-      <w:r>
-        <w:rPr>
-          <w:sz w:val="20"/>
-          <w:szCs w:val="20"/>
-        </w:rPr>
-        <w:t xml:space="preserve">mark the order as an appeased by changing the value for flag </w:t>
-      </w:r>
-      <w:r>
-        <w:rPr>
           <w:b/>
           <w:bCs/>
           <w:sz w:val="20"/>
           <w:szCs w:val="20"/>
         </w:rPr>
-        <w:t xml:space="preserve">Is ESW </w:t>
-      </w:r>
-      <w:r>
-        <w:rPr>
-          <w:b/>
-          <w:bCs/>
-          <w:sz w:val="20"/>
-          <w:szCs w:val="20"/>
-        </w:rPr>
-        <w:t>Appeased</w:t>
-      </w:r>
-      <w:r>
-        <w:rPr>
-          <w:b/>
-          <w:bCs/>
-          <w:sz w:val="20"/>
-          <w:szCs w:val="20"/>
-        </w:rPr>
-        <w:t xml:space="preserve"> </w:t>
-      </w:r>
-      <w:r>
-        <w:rPr>
-          <w:b/>
-          <w:bCs/>
-          <w:sz w:val="20"/>
-          <w:szCs w:val="20"/>
-        </w:rPr>
-        <w:t>Order</w:t>
-      </w:r>
-      <w:r>
-        <w:rPr>
-          <w:b/>
-          <w:bCs/>
-          <w:sz w:val="20"/>
-          <w:szCs w:val="20"/>
-        </w:rPr>
-        <w:t>?</w:t>
-      </w:r>
-      <w:r>
-        <w:rPr>
-          <w:sz w:val="20"/>
-          <w:szCs w:val="20"/>
-        </w:rPr>
-        <w:t xml:space="preserve"> to true.</w:t>
-      </w:r>
-    </w:p>
-    <w:p>
-      <w:pPr>
-        <w:pStyle w:val="p"/>
-        <w:jc w:val="both"/>
-        <w:rPr>
-          <w:b/>
-          <w:bCs/>
-          <w:sz w:val="20"/>
-          <w:szCs w:val="20"/>
-        </w:rPr>
       </w:pPr>
       <w:r>
         <w:rPr>
           <w:noProof/>
         </w:rPr>
-        <w:lastRenderedPageBreak/>
         <w:drawing>
           <wp:inline distT="0" distB="0" distL="0" distR="0" wp14:anchorId="39FA6F28" wp14:editId="59761C94">
             <wp:extent cx="6035040" cy="3992880"/>
@@ -2747,8 +2463,8 @@
           <w:sz w:val="28"/>
         </w:rPr>
       </w:pPr>
-      <w:bookmarkStart w:id="5" w:name="_Toc74308873"/>
-      <w:bookmarkStart w:id="6" w:name="_Toc125999550"/>
+      <w:bookmarkStart w:id="4" w:name="_Toc74308873"/>
+      <w:bookmarkStart w:id="5" w:name="_Toc212450854"/>
       <w:r>
         <w:rPr>
           <w:rFonts w:ascii="Arial" w:hAnsi="Arial" w:cs="Arial"/>
@@ -2756,8 +2472,8 @@
         </w:rPr>
         <w:t>ESW Webhooks Configuration</w:t>
       </w:r>
+      <w:bookmarkEnd w:id="4"/>
       <w:bookmarkEnd w:id="5"/>
-      <w:bookmarkEnd w:id="6"/>
     </w:p>
     <w:p>
       <w:pPr>
@@ -2978,6 +2694,7 @@
           <w:sz w:val="20"/>
           <w:szCs w:val="20"/>
         </w:rPr>
+        <w:lastRenderedPageBreak/>
         <w:t>Retailers can update example.com with their storefront domain.</w:t>
       </w:r>
     </w:p>
@@ -2990,8 +2707,8 @@
           <w:sz w:val="28"/>
         </w:rPr>
       </w:pPr>
-      <w:bookmarkStart w:id="7" w:name="_Toc74308874"/>
-      <w:bookmarkStart w:id="8" w:name="_Toc125999551"/>
+      <w:bookmarkStart w:id="6" w:name="_Toc74308874"/>
+      <w:bookmarkStart w:id="7" w:name="_Toc212450855"/>
       <w:r>
         <w:rPr>
           <w:rFonts w:ascii="Arial" w:hAnsi="Arial" w:cs="Arial"/>
@@ -3027,8 +2744,8 @@
         </w:rPr>
         <w:t>SFCC</w:t>
       </w:r>
+      <w:bookmarkEnd w:id="6"/>
       <w:bookmarkEnd w:id="7"/>
-      <w:bookmarkEnd w:id="8"/>
     </w:p>
     <w:p>
       <w:pPr>
@@ -3135,7 +2852,6 @@
           <w:sz w:val="20"/>
           <w:szCs w:val="20"/>
         </w:rPr>
-        <w:lastRenderedPageBreak/>
         <w:t xml:space="preserve">On successful order </w:t>
       </w:r>
       <w:r>
@@ -3507,8 +3223,8 @@
           <w:szCs w:val="28"/>
         </w:rPr>
       </w:pPr>
-      <w:bookmarkStart w:id="9" w:name="_Toc72738348"/>
-      <w:bookmarkStart w:id="10" w:name="_Toc125999552"/>
+      <w:bookmarkStart w:id="8" w:name="_Toc72738348"/>
+      <w:bookmarkStart w:id="9" w:name="_Toc212450856"/>
       <w:r>
         <w:rPr>
           <w:rFonts w:ascii="Arial" w:hAnsi="Arial" w:cs="Arial"/>
@@ -3539,32 +3255,32 @@
         </w:rPr>
         <w:t xml:space="preserve"> Integration Configuration</w:t>
       </w:r>
+      <w:bookmarkEnd w:id="8"/>
       <w:bookmarkEnd w:id="9"/>
+    </w:p>
+    <w:p>
+      <w:pPr>
+        <w:pStyle w:val="11U"/>
+        <w:jc w:val="both"/>
+        <w:rPr>
+          <w:rFonts w:ascii="Arial" w:hAnsi="Arial" w:cs="Arial"/>
+          <w:sz w:val="28"/>
+          <w:szCs w:val="28"/>
+        </w:rPr>
+      </w:pPr>
+      <w:bookmarkStart w:id="10" w:name="_Toc212450857"/>
+      <w:bookmarkStart w:id="11" w:name="ESW_Package_Integration_Configuration"/>
+      <w:r>
+        <w:rPr>
+          <w:rFonts w:ascii="Arial" w:hAnsi="Arial" w:cs="Arial"/>
+          <w:sz w:val="28"/>
+          <w:szCs w:val="28"/>
+        </w:rPr>
+        <w:t>Import Metadata</w:t>
+      </w:r>
       <w:bookmarkEnd w:id="10"/>
     </w:p>
-    <w:p>
-      <w:pPr>
-        <w:pStyle w:val="11U"/>
-        <w:jc w:val="both"/>
-        <w:rPr>
-          <w:rFonts w:ascii="Arial" w:hAnsi="Arial" w:cs="Arial"/>
-          <w:sz w:val="28"/>
-          <w:szCs w:val="28"/>
-        </w:rPr>
-      </w:pPr>
-      <w:bookmarkStart w:id="11" w:name="_Toc125999553"/>
-      <w:bookmarkStart w:id="12" w:name="ESW_Package_Integration_Configuration"/>
-      <w:r>
-        <w:rPr>
-          <w:rFonts w:ascii="Arial" w:hAnsi="Arial" w:cs="Arial"/>
-          <w:sz w:val="28"/>
-          <w:szCs w:val="28"/>
-        </w:rPr>
-        <w:t>Import Metadata</w:t>
-      </w:r>
-      <w:bookmarkEnd w:id="11"/>
-    </w:p>
-    <w:bookmarkEnd w:id="12"/>
+    <w:bookmarkEnd w:id="11"/>
     <w:p>
       <w:pPr>
         <w:pStyle w:val="p"/>

--- a/link_eshopworld/Documentation/eShopWorld_Order_Appeasement_Integration.docx
+++ b/link_eshopworld/Documentation/eShopWorld_Order_Appeasement_Integration.docx
@@ -152,7 +152,21 @@
                                     <w:sz w:val="20"/>
                                     <w:szCs w:val="20"/>
                                   </w:rPr>
-                                  <w:t>5.0.0</w:t>
+                                  <w:t>5.</w:t>
+                                </w:r>
+                                <w:r>
+                                  <w:rPr>
+                                    <w:sz w:val="20"/>
+                                    <w:szCs w:val="20"/>
+                                  </w:rPr>
+                                  <w:t>1</w:t>
+                                </w:r>
+                                <w:r>
+                                  <w:rPr>
+                                    <w:sz w:val="20"/>
+                                    <w:szCs w:val="20"/>
+                                  </w:rPr>
+                                  <w:t>.0</w:t>
                                 </w:r>
                               </w:p>
                               <w:p>
@@ -184,7 +198,7 @@
                                     <w:sz w:val="20"/>
                                     <w:szCs w:val="20"/>
                                   </w:rPr>
-                                  <w:t>February</w:t>
+                                  <w:t>May</w:t>
                                 </w:r>
                                 <w:r>
                                   <w:rPr>
@@ -294,7 +308,21 @@
                               <w:sz w:val="20"/>
                               <w:szCs w:val="20"/>
                             </w:rPr>
-                            <w:t>5.0.0</w:t>
+                            <w:t>5.</w:t>
+                          </w:r>
+                          <w:r>
+                            <w:rPr>
+                              <w:sz w:val="20"/>
+                              <w:szCs w:val="20"/>
+                            </w:rPr>
+                            <w:t>1</w:t>
+                          </w:r>
+                          <w:r>
+                            <w:rPr>
+                              <w:sz w:val="20"/>
+                              <w:szCs w:val="20"/>
+                            </w:rPr>
+                            <w:t>.0</w:t>
                           </w:r>
                         </w:p>
                         <w:p>
@@ -326,7 +354,7 @@
                               <w:sz w:val="20"/>
                               <w:szCs w:val="20"/>
                             </w:rPr>
-                            <w:t>February</w:t>
+                            <w:t>May</w:t>
                           </w:r>
                           <w:r>
                             <w:rPr>

--- a/link_eshopworld/Documentation/eShopWorld_Order_Appeasement_Integration.docx
+++ b/link_eshopworld/Documentation/eShopWorld_Order_Appeasement_Integration.docx
@@ -166,7 +166,14 @@
                                     <w:sz w:val="20"/>
                                     <w:szCs w:val="20"/>
                                   </w:rPr>
-                                  <w:t>.0</w:t>
+                                  <w:t>.</w:t>
+                                </w:r>
+                                <w:r>
+                                  <w:rPr>
+                                    <w:sz w:val="20"/>
+                                    <w:szCs w:val="20"/>
+                                  </w:rPr>
+                                  <w:t>1</w:t>
                                 </w:r>
                               </w:p>
                               <w:p>
@@ -198,14 +205,21 @@
                                     <w:sz w:val="20"/>
                                     <w:szCs w:val="20"/>
                                   </w:rPr>
-                                  <w:t>May</w:t>
+                                  <w:t>June</w:t>
                                 </w:r>
                                 <w:r>
                                   <w:rPr>
                                     <w:sz w:val="20"/>
                                     <w:szCs w:val="20"/>
                                   </w:rPr>
-                                  <w:t xml:space="preserve"> 202</w:t>
+                                  <w:t xml:space="preserve"> </w:t>
+                                </w:r>
+                                <w:r>
+                                  <w:rPr>
+                                    <w:sz w:val="20"/>
+                                    <w:szCs w:val="20"/>
+                                  </w:rPr>
+                                  <w:t>202</w:t>
                                 </w:r>
                                 <w:r>
                                   <w:rPr>
@@ -322,7 +336,14 @@
                               <w:sz w:val="20"/>
                               <w:szCs w:val="20"/>
                             </w:rPr>
-                            <w:t>.0</w:t>
+                            <w:t>.</w:t>
+                          </w:r>
+                          <w:r>
+                            <w:rPr>
+                              <w:sz w:val="20"/>
+                              <w:szCs w:val="20"/>
+                            </w:rPr>
+                            <w:t>1</w:t>
                           </w:r>
                         </w:p>
                         <w:p>
@@ -354,14 +375,21 @@
                               <w:sz w:val="20"/>
                               <w:szCs w:val="20"/>
                             </w:rPr>
-                            <w:t>May</w:t>
+                            <w:t>June</w:t>
                           </w:r>
                           <w:r>
                             <w:rPr>
                               <w:sz w:val="20"/>
                               <w:szCs w:val="20"/>
                             </w:rPr>
-                            <w:t xml:space="preserve"> 202</w:t>
+                            <w:t xml:space="preserve"> </w:t>
+                          </w:r>
+                          <w:r>
+                            <w:rPr>
+                              <w:sz w:val="20"/>
+                              <w:szCs w:val="20"/>
+                            </w:rPr>
+                            <w:t>202</w:t>
                           </w:r>
                           <w:r>
                             <w:rPr>
@@ -5160,7 +5188,6 @@
   <w:style w:type="character" w:default="1" w:styleId="DefaultParagraphFont">
     <w:name w:val="Default Paragraph Font"/>
     <w:uiPriority w:val="1"/>
-    <w:semiHidden/>
     <w:unhideWhenUsed/>
   </w:style>
   <w:style w:type="table" w:default="1" w:styleId="TableNormal">

--- a/link_eshopworld/Documentation/eShopWorld_Order_Appeasement_Integration.docx
+++ b/link_eshopworld/Documentation/eShopWorld_Order_Appeasement_Integration.docx
@@ -152,7 +152,28 @@
                                     <w:sz w:val="20"/>
                                     <w:szCs w:val="20"/>
                                   </w:rPr>
-                                  <w:t>5.0.0</w:t>
+                                  <w:t>5.</w:t>
+                                </w:r>
+                                <w:r>
+                                  <w:rPr>
+                                    <w:sz w:val="20"/>
+                                    <w:szCs w:val="20"/>
+                                  </w:rPr>
+                                  <w:t>1</w:t>
+                                </w:r>
+                                <w:r>
+                                  <w:rPr>
+                                    <w:sz w:val="20"/>
+                                    <w:szCs w:val="20"/>
+                                  </w:rPr>
+                                  <w:t>.</w:t>
+                                </w:r>
+                                <w:r>
+                                  <w:rPr>
+                                    <w:sz w:val="20"/>
+                                    <w:szCs w:val="20"/>
+                                  </w:rPr>
+                                  <w:t>1</w:t>
                                 </w:r>
                               </w:p>
                               <w:p>
@@ -184,14 +205,21 @@
                                     <w:sz w:val="20"/>
                                     <w:szCs w:val="20"/>
                                   </w:rPr>
-                                  <w:t>February</w:t>
+                                  <w:t>June</w:t>
                                 </w:r>
                                 <w:r>
                                   <w:rPr>
                                     <w:sz w:val="20"/>
                                     <w:szCs w:val="20"/>
                                   </w:rPr>
-                                  <w:t xml:space="preserve"> 202</w:t>
+                                  <w:t xml:space="preserve"> </w:t>
+                                </w:r>
+                                <w:r>
+                                  <w:rPr>
+                                    <w:sz w:val="20"/>
+                                    <w:szCs w:val="20"/>
+                                  </w:rPr>
+                                  <w:t>202</w:t>
                                 </w:r>
                                 <w:r>
                                   <w:rPr>
@@ -294,7 +322,28 @@
                               <w:sz w:val="20"/>
                               <w:szCs w:val="20"/>
                             </w:rPr>
-                            <w:t>5.0.0</w:t>
+                            <w:t>5.</w:t>
+                          </w:r>
+                          <w:r>
+                            <w:rPr>
+                              <w:sz w:val="20"/>
+                              <w:szCs w:val="20"/>
+                            </w:rPr>
+                            <w:t>1</w:t>
+                          </w:r>
+                          <w:r>
+                            <w:rPr>
+                              <w:sz w:val="20"/>
+                              <w:szCs w:val="20"/>
+                            </w:rPr>
+                            <w:t>.</w:t>
+                          </w:r>
+                          <w:r>
+                            <w:rPr>
+                              <w:sz w:val="20"/>
+                              <w:szCs w:val="20"/>
+                            </w:rPr>
+                            <w:t>1</w:t>
                           </w:r>
                         </w:p>
                         <w:p>
@@ -326,14 +375,21 @@
                               <w:sz w:val="20"/>
                               <w:szCs w:val="20"/>
                             </w:rPr>
-                            <w:t>February</w:t>
+                            <w:t>June</w:t>
                           </w:r>
                           <w:r>
                             <w:rPr>
                               <w:sz w:val="20"/>
                               <w:szCs w:val="20"/>
                             </w:rPr>
-                            <w:t xml:space="preserve"> 202</w:t>
+                            <w:t xml:space="preserve"> </w:t>
+                          </w:r>
+                          <w:r>
+                            <w:rPr>
+                              <w:sz w:val="20"/>
+                              <w:szCs w:val="20"/>
+                            </w:rPr>
+                            <w:t>202</w:t>
                           </w:r>
                           <w:r>
                             <w:rPr>
@@ -5132,7 +5188,6 @@
   <w:style w:type="character" w:default="1" w:styleId="DefaultParagraphFont">
     <w:name w:val="Default Paragraph Font"/>
     <w:uiPriority w:val="1"/>
-    <w:semiHidden/>
     <w:unhideWhenUsed/>
   </w:style>
   <w:style w:type="table" w:default="1" w:styleId="TableNormal">
